--- a/resume_.docx
+++ b/resume_.docx
@@ -32,7 +32,7 @@
           <w:iCs/>
           <w:color w:val="222222"/>
         </w:rPr>
-        <w:t xml:space="preserve">Junior Penetration Tester  |  eJPT Certified  |  VAPT &amp; Offensive Security</w:t>
+        <w:t>Junior Penetration Tester  |  eJPT Certified  |  VAPT &amp; Offensive Security</w:t>
       </w:r>
     </w:p>
     <w:p>
@@ -159,7 +159,25 @@
           <w:sz w:val="19"/>
           <w:szCs w:val="19"/>
         </w:rPr>
-        <w:t xml:space="preserve">Cybersecurity professional with hands-on foundation in application-security fundamentals: OWASP Top 10, secure coding review, vulnerability assessment, and Python/Bash scripting, backed by an eJPT (eLearnSecurity Junior Penetration Tester) certification. TryHackMe Top 5% (Level 10 Master rank) with practical exposure to identifying, triaging, and documenting security vulnerabilities across web applications and networked systems. Published technical security research (4 articles) on vulnerability analysis and exploitation methodology. Seeking to bring a builder's mindset and strong attention to detail to a Junior Penetration Tester / VAPT role, contributing to web, network, and application security assessments.</w:t>
+        <w:t xml:space="preserve">Cybersecurity professional with hands-on foundation in application-security fundamentals: OWASP Top 10, secure coding review, vulnerability assessment, and Python/Bash scripting, backed by an eJPT (eLearnSecurity Junior Penetration Tester) certification. TryHackMe Top </w:t>
+      </w:r>
+      <w:r>
+        <w:rPr>
+          <w:rFonts w:ascii="Calibri" w:eastAsia="Calibri" w:hAnsi="Calibri" w:cs="Calibri"/>
+          <w:color w:val="222222"/>
+          <w:sz w:val="19"/>
+          <w:szCs w:val="19"/>
+        </w:rPr>
+        <w:t>2</w:t>
+      </w:r>
+      <w:r>
+        <w:rPr>
+          <w:rFonts w:ascii="Calibri" w:eastAsia="Calibri" w:hAnsi="Calibri" w:cs="Calibri"/>
+          <w:color w:val="222222"/>
+          <w:sz w:val="19"/>
+          <w:szCs w:val="19"/>
+        </w:rPr>
+        <w:t>% (Level 10 Master rank) with practical exposure to identifying, triaging, and documenting security vulnerabilities across web applications and networked systems. Published technical security research (4 articles) on vulnerability analysis and exploitation methodology. Seeking to bring a builder's mindset and strong attention to detail to a Junior Penetration Tester / VAPT role, contributing to web, network, and application security assessments.</w:t>
       </w:r>
     </w:p>
     <w:p>
@@ -197,7 +215,7 @@
             <w:sz w:val="19"/>
             <w:szCs w:val="19"/>
           </w:rPr>
-          <w:t xml:space="preserve">eJPT — eLearnSecurity Junior Penetration Tester, INE (2026)</w:t>
+          <w:t>eJPT — eLearnSecurity Junior Penetration Tester, INE (2026)</w:t>
         </w:r>
       </w:hyperlink>
     </w:p>
@@ -217,7 +235,7 @@
           <w:sz w:val="19"/>
           <w:szCs w:val="19"/>
         </w:rPr>
-        <w:t xml:space="preserve">Junior Penetration Tester, Web Fundamentals, Cyber Security 101, Pre-Security — TryHackMe (2024–2025)</w:t>
+        <w:t>Junior Penetration Tester, Web Fundamentals, Cyber Security 101, Pre-Security — TryHackMe (2024–2025)</w:t>
       </w:r>
     </w:p>
     <w:p>
@@ -304,7 +322,7 @@
           <w:sz w:val="19"/>
           <w:szCs w:val="19"/>
         </w:rPr>
-        <w:t xml:space="preserve">Burp Suite, Nmap, Metasploit Framework, SQLMap, Hydra, Gobuster, Netcat</w:t>
+        <w:t>Burp Suite, Nmap, Metasploit Framework, SQLMap, Hydra, Gobuster, Netcat</w:t>
       </w:r>
     </w:p>
     <w:p>
@@ -395,18 +413,7 @@
           <w:sz w:val="16"/>
           <w:szCs w:val="16"/>
         </w:rPr>
-        <w:t xml:space="preserve">Also familiar with: </w:t>
-      </w:r>
-      <w:r>
-        <w:rPr>
-          <w:rFonts w:ascii="Calibri" w:eastAsia="Calibri" w:hAnsi="Calibri" w:cs="Calibri"/>
-          <w:i/>
-          <w:iCs/>
-          <w:color w:val="595959"/>
-          <w:sz w:val="16"/>
-          <w:szCs w:val="16"/>
-        </w:rPr>
-        <w:t>Wireshark, log analysis, SIEM concepts, intrusion detection fundamentals</w:t>
+        <w:t>Also familiar with: Wireshark, log analysis, SIEM concepts, intrusion detection fundamentals</w:t>
       </w:r>
     </w:p>
     <w:p>
@@ -443,7 +450,7 @@
           <w:sz w:val="19"/>
           <w:szCs w:val="19"/>
         </w:rPr>
-        <w:t xml:space="preserve">File &amp; Directory Integrity Checker</w:t>
+        <w:t>File &amp; Directory Integrity Checker</w:t>
       </w:r>
       <w:r>
         <w:rPr>
@@ -539,7 +546,7 @@
           <w:sz w:val="19"/>
           <w:szCs w:val="19"/>
         </w:rPr>
-        <w:t xml:space="preserve">Cybersecurity Analyst Simulation</w:t>
+        <w:t>Cybersecurity Analyst Simulation</w:t>
       </w:r>
       <w:r>
         <w:rPr>
@@ -579,7 +586,7 @@
           <w:sz w:val="19"/>
           <w:szCs w:val="19"/>
         </w:rPr>
-        <w:t xml:space="preserve">Analyzed phishing emails to identify social-engineering attack techniques and assessed organizational security risks, proposing practical remediation controls</w:t>
+        <w:t>Analyzed phishing emails to identify social-engineering attack techniques and assessed organizational security risks, proposing practical remediation controls</w:t>
       </w:r>
     </w:p>
     <w:p>
@@ -641,7 +648,7 @@
           <w:sz w:val="19"/>
           <w:szCs w:val="19"/>
         </w:rPr>
-        <w:t xml:space="preserve">) — 4 published articles covering Nmap host discovery, network fundamentals, and eJPT CTF methodology (vulnerability assessment and system exploitation). Full portfolio: surajapar.medium.com</w:t>
+        <w:t>) — 4 published articles covering Nmap host discovery, network fundamentals, and eJPT CTF methodology (vulnerability assessment and system exploitation). Full portfolio: surajapar.medium.com</w:t>
       </w:r>
     </w:p>
     <w:p>
@@ -678,7 +685,7 @@
           <w:sz w:val="19"/>
           <w:szCs w:val="19"/>
         </w:rPr>
-        <w:t xml:space="preserve">B.Sc. in Cyber &amp; Digital Science</w:t>
+        <w:t>B.Sc. in Cyber &amp; Digital Science</w:t>
       </w:r>
       <w:r>
         <w:rPr>

--- a/resume_.docx
+++ b/resume_.docx
@@ -32,7 +32,67 @@
           <w:iCs/>
           <w:color w:val="222222"/>
         </w:rPr>
-        <w:t>Junior Penetration Tester  |  eJPT Certified  |  VAPT &amp; Offensive Security</w:t>
+        <w:t xml:space="preserve">Junior Penetration </w:t>
+      </w:r>
+      <w:proofErr w:type="gramStart"/>
+      <w:r>
+        <w:rPr>
+          <w:rFonts w:ascii="Calibri" w:eastAsia="Calibri" w:hAnsi="Calibri" w:cs="Calibri"/>
+          <w:i/>
+          <w:iCs/>
+          <w:color w:val="222222"/>
+        </w:rPr>
+        <w:t>Tester  |</w:t>
+      </w:r>
+      <w:proofErr w:type="gramEnd"/>
+      <w:r>
+        <w:rPr>
+          <w:rFonts w:ascii="Calibri" w:eastAsia="Calibri" w:hAnsi="Calibri" w:cs="Calibri"/>
+          <w:i/>
+          <w:iCs/>
+          <w:color w:val="222222"/>
+        </w:rPr>
+        <w:t xml:space="preserve">  </w:t>
+      </w:r>
+      <w:proofErr w:type="spellStart"/>
+      <w:r>
+        <w:rPr>
+          <w:rFonts w:ascii="Calibri" w:eastAsia="Calibri" w:hAnsi="Calibri" w:cs="Calibri"/>
+          <w:i/>
+          <w:iCs/>
+          <w:color w:val="222222"/>
+        </w:rPr>
+        <w:t>eJPT</w:t>
+      </w:r>
+      <w:proofErr w:type="spellEnd"/>
+      <w:r>
+        <w:rPr>
+          <w:rFonts w:ascii="Calibri" w:eastAsia="Calibri" w:hAnsi="Calibri" w:cs="Calibri"/>
+          <w:i/>
+          <w:iCs/>
+          <w:color w:val="222222"/>
+        </w:rPr>
+        <w:t xml:space="preserve"> </w:t>
+      </w:r>
+      <w:proofErr w:type="gramStart"/>
+      <w:r>
+        <w:rPr>
+          <w:rFonts w:ascii="Calibri" w:eastAsia="Calibri" w:hAnsi="Calibri" w:cs="Calibri"/>
+          <w:i/>
+          <w:iCs/>
+          <w:color w:val="222222"/>
+        </w:rPr>
+        <w:t>Certified  |</w:t>
+      </w:r>
+      <w:proofErr w:type="gramEnd"/>
+      <w:r>
+        <w:rPr>
+          <w:rFonts w:ascii="Calibri" w:eastAsia="Calibri" w:hAnsi="Calibri" w:cs="Calibri"/>
+          <w:i/>
+          <w:iCs/>
+          <w:color w:val="222222"/>
+        </w:rPr>
+        <w:t xml:space="preserve">  VAPT &amp; Offensive Security</w:t>
       </w:r>
     </w:p>
     <w:p>
@@ -66,8 +126,19 @@
             <w:sz w:val="18"/>
             <w:szCs w:val="18"/>
           </w:rPr>
-          <w:t xml:space="preserve">linkedin.com/in/surajapar  </w:t>
+          <w:t>linkedin.com/in/</w:t>
         </w:r>
+        <w:proofErr w:type="spellStart"/>
+        <w:r>
+          <w:rPr>
+            <w:rStyle w:val="Hyperlink"/>
+            <w:rFonts w:ascii="Calibri" w:eastAsia="Calibri" w:hAnsi="Calibri" w:cs="Calibri"/>
+            <w:sz w:val="18"/>
+            <w:szCs w:val="18"/>
+          </w:rPr>
+          <w:t>surajapar</w:t>
+        </w:r>
+        <w:proofErr w:type="spellEnd"/>
       </w:hyperlink>
       <w:r>
         <w:rPr>
@@ -76,7 +147,7 @@
           <w:sz w:val="18"/>
           <w:szCs w:val="18"/>
         </w:rPr>
-        <w:t xml:space="preserve"> | </w:t>
+        <w:t xml:space="preserve">  |  </w:t>
       </w:r>
       <w:hyperlink r:id="rId6" w:history="1">
         <w:r>
@@ -86,8 +157,19 @@
             <w:sz w:val="18"/>
             <w:szCs w:val="18"/>
           </w:rPr>
-          <w:t xml:space="preserve">   github.com/surajapar  </w:t>
+          <w:t>github.com/</w:t>
         </w:r>
+        <w:proofErr w:type="spellStart"/>
+        <w:r>
+          <w:rPr>
+            <w:rStyle w:val="Hyperlink"/>
+            <w:rFonts w:ascii="Calibri" w:eastAsia="Calibri" w:hAnsi="Calibri" w:cs="Calibri"/>
+            <w:sz w:val="18"/>
+            <w:szCs w:val="18"/>
+          </w:rPr>
+          <w:t>surajapar</w:t>
+        </w:r>
+        <w:proofErr w:type="spellEnd"/>
       </w:hyperlink>
       <w:r>
         <w:rPr>
@@ -96,7 +178,7 @@
           <w:sz w:val="18"/>
           <w:szCs w:val="18"/>
         </w:rPr>
-        <w:t xml:space="preserve"> |   </w:t>
+        <w:t xml:space="preserve">  |  </w:t>
       </w:r>
       <w:hyperlink r:id="rId7" w:history="1">
         <w:r>
@@ -116,7 +198,7 @@
           <w:sz w:val="18"/>
           <w:szCs w:val="18"/>
         </w:rPr>
-        <w:t xml:space="preserve">   |   </w:t>
+        <w:t xml:space="preserve">  |  </w:t>
       </w:r>
       <w:hyperlink r:id="rId8" w:history="1">
         <w:r>
@@ -126,7 +208,38 @@
             <w:sz w:val="18"/>
             <w:szCs w:val="18"/>
           </w:rPr>
-          <w:t>tryhackme.com/p/surajapar</w:t>
+          <w:t>tryhackme.com/p/</w:t>
+        </w:r>
+        <w:proofErr w:type="spellStart"/>
+        <w:r>
+          <w:rPr>
+            <w:rStyle w:val="Hyperlink"/>
+            <w:rFonts w:ascii="Calibri" w:eastAsia="Calibri" w:hAnsi="Calibri" w:cs="Calibri"/>
+            <w:sz w:val="18"/>
+            <w:szCs w:val="18"/>
+          </w:rPr>
+          <w:t>surajapar</w:t>
+        </w:r>
+        <w:proofErr w:type="spellEnd"/>
+      </w:hyperlink>
+      <w:r>
+        <w:rPr>
+          <w:rFonts w:ascii="Calibri" w:eastAsia="Calibri" w:hAnsi="Calibri" w:cs="Calibri"/>
+          <w:color w:val="222222"/>
+          <w:sz w:val="18"/>
+          <w:szCs w:val="18"/>
+        </w:rPr>
+        <w:t xml:space="preserve">  |  </w:t>
+      </w:r>
+      <w:hyperlink r:id="rId9" w:history="1">
+        <w:r>
+          <w:rPr>
+            <w:rStyle w:val="Hyperlink"/>
+            <w:rFonts w:ascii="Calibri" w:eastAsia="Calibri" w:hAnsi="Calibri" w:cs="Calibri"/>
+            <w:sz w:val="18"/>
+            <w:szCs w:val="18"/>
+          </w:rPr>
+          <w:t>hackthebox.com/jiraiya7</w:t>
         </w:r>
       </w:hyperlink>
     </w:p>
@@ -159,25 +272,87 @@
           <w:sz w:val="19"/>
           <w:szCs w:val="19"/>
         </w:rPr>
-        <w:t xml:space="preserve">Cybersecurity professional with hands-on foundation in application-security fundamentals: OWASP Top 10, secure coding review, vulnerability assessment, and Python/Bash scripting, backed by an eJPT (eLearnSecurity Junior Penetration Tester) certification. TryHackMe Top </w:t>
-      </w:r>
-      <w:r>
-        <w:rPr>
-          <w:rFonts w:ascii="Calibri" w:eastAsia="Calibri" w:hAnsi="Calibri" w:cs="Calibri"/>
-          <w:color w:val="222222"/>
-          <w:sz w:val="19"/>
-          <w:szCs w:val="19"/>
-        </w:rPr>
-        <w:t>2</w:t>
-      </w:r>
-      <w:r>
-        <w:rPr>
-          <w:rFonts w:ascii="Calibri" w:eastAsia="Calibri" w:hAnsi="Calibri" w:cs="Calibri"/>
-          <w:color w:val="222222"/>
-          <w:sz w:val="19"/>
-          <w:szCs w:val="19"/>
-        </w:rPr>
-        <w:t>% (Level 10 Master rank) with practical exposure to identifying, triaging, and documenting security vulnerabilities across web applications and networked systems. Published technical security research (4 articles) on vulnerability analysis and exploitation methodology. Seeking to bring a builder's mindset and strong attention to detail to a Junior Penetration Tester / VAPT role, contributing to web, network, and application security assessments.</w:t>
+        <w:t xml:space="preserve">Cybersecurity professional with a hands-on foundation in penetration testing fundamentals: OWASP Top 10, vulnerability assessment, and Python/Bash scripting, backed by an </w:t>
+      </w:r>
+      <w:proofErr w:type="spellStart"/>
+      <w:r>
+        <w:rPr>
+          <w:rFonts w:ascii="Calibri" w:eastAsia="Calibri" w:hAnsi="Calibri" w:cs="Calibri"/>
+          <w:color w:val="222222"/>
+          <w:sz w:val="19"/>
+          <w:szCs w:val="19"/>
+        </w:rPr>
+        <w:t>eJPT</w:t>
+      </w:r>
+      <w:proofErr w:type="spellEnd"/>
+      <w:r>
+        <w:rPr>
+          <w:rFonts w:ascii="Calibri" w:eastAsia="Calibri" w:hAnsi="Calibri" w:cs="Calibri"/>
+          <w:color w:val="222222"/>
+          <w:sz w:val="19"/>
+          <w:szCs w:val="19"/>
+        </w:rPr>
+        <w:t xml:space="preserve"> (</w:t>
+      </w:r>
+      <w:proofErr w:type="spellStart"/>
+      <w:r>
+        <w:rPr>
+          <w:rFonts w:ascii="Calibri" w:eastAsia="Calibri" w:hAnsi="Calibri" w:cs="Calibri"/>
+          <w:color w:val="222222"/>
+          <w:sz w:val="19"/>
+          <w:szCs w:val="19"/>
+        </w:rPr>
+        <w:t>eLearnSecurity</w:t>
+      </w:r>
+      <w:proofErr w:type="spellEnd"/>
+      <w:r>
+        <w:rPr>
+          <w:rFonts w:ascii="Calibri" w:eastAsia="Calibri" w:hAnsi="Calibri" w:cs="Calibri"/>
+          <w:color w:val="222222"/>
+          <w:sz w:val="19"/>
+          <w:szCs w:val="19"/>
+        </w:rPr>
+        <w:t xml:space="preserve"> Junior Penetration Tester) certification. </w:t>
+      </w:r>
+      <w:proofErr w:type="spellStart"/>
+      <w:r>
+        <w:rPr>
+          <w:rFonts w:ascii="Calibri" w:eastAsia="Calibri" w:hAnsi="Calibri" w:cs="Calibri"/>
+          <w:color w:val="222222"/>
+          <w:sz w:val="19"/>
+          <w:szCs w:val="19"/>
+        </w:rPr>
+        <w:t>TryHackMe</w:t>
+      </w:r>
+      <w:proofErr w:type="spellEnd"/>
+      <w:r>
+        <w:rPr>
+          <w:rFonts w:ascii="Calibri" w:eastAsia="Calibri" w:hAnsi="Calibri" w:cs="Calibri"/>
+          <w:color w:val="222222"/>
+          <w:sz w:val="19"/>
+          <w:szCs w:val="19"/>
+        </w:rPr>
+        <w:t xml:space="preserve"> Top 1% (Legend rank, 221 rooms completed) and Hack </w:t>
+      </w:r>
+      <w:proofErr w:type="gramStart"/>
+      <w:r>
+        <w:rPr>
+          <w:rFonts w:ascii="Calibri" w:eastAsia="Calibri" w:hAnsi="Calibri" w:cs="Calibri"/>
+          <w:color w:val="222222"/>
+          <w:sz w:val="19"/>
+          <w:szCs w:val="19"/>
+        </w:rPr>
+        <w:t>The</w:t>
+      </w:r>
+      <w:proofErr w:type="gramEnd"/>
+      <w:r>
+        <w:rPr>
+          <w:rFonts w:ascii="Calibri" w:eastAsia="Calibri" w:hAnsi="Calibri" w:cs="Calibri"/>
+          <w:color w:val="222222"/>
+          <w:sz w:val="19"/>
+          <w:szCs w:val="19"/>
+        </w:rPr>
+        <w:t xml:space="preserve"> Box Professional rank (Level 52), with practical exposure to identifying, triaging, and documenting security vulnerabilities across web applications and networked systems. Published 14 lab writeups on Medium documenting host and network penetration testing methodology. Seeking to bring a builder's mindset and strong attention to detail to a Junior Penetration Tester / VAPT role, contributing to web, network, and application security assessments.</w:t>
       </w:r>
     </w:p>
     <w:p>
@@ -207,7 +382,8 @@
         </w:numPr>
         <w:spacing w:after="40"/>
       </w:pPr>
-      <w:hyperlink r:id="rId9" w:anchor="acc.LgXWma7S" w:history="1">
+      <w:hyperlink r:id="rId10" w:anchor="acc.drWuHVsK" w:history="1">
+        <w:proofErr w:type="spellStart"/>
         <w:r>
           <w:rPr>
             <w:rStyle w:val="Hyperlink"/>
@@ -215,422 +391,9 @@
             <w:sz w:val="19"/>
             <w:szCs w:val="19"/>
           </w:rPr>
-          <w:t>eJPT — eLearnSecurity Junior Penetration Tester, INE (2026)</w:t>
+          <w:t>eJPT</w:t>
         </w:r>
-      </w:hyperlink>
-    </w:p>
-    <w:p>
-      <w:pPr>
-        <w:pStyle w:val="ListParagraph"/>
-        <w:numPr>
-          <w:ilvl w:val="0"/>
-          <w:numId w:val="2"/>
-        </w:numPr>
-        <w:spacing w:after="40"/>
-      </w:pPr>
-      <w:r>
-        <w:rPr>
-          <w:rFonts w:ascii="Calibri" w:eastAsia="Calibri" w:hAnsi="Calibri" w:cs="Calibri"/>
-          <w:color w:val="222222"/>
-          <w:sz w:val="19"/>
-          <w:szCs w:val="19"/>
-        </w:rPr>
-        <w:t>Junior Penetration Tester, Web Fundamentals, Cyber Security 101, Pre-Security — TryHackMe (2024–2025)</w:t>
-      </w:r>
-    </w:p>
-    <w:p>
-      <w:pPr>
-        <w:pStyle w:val="ListParagraph"/>
-        <w:numPr>
-          <w:ilvl w:val="0"/>
-          <w:numId w:val="2"/>
-        </w:numPr>
-        <w:spacing w:after="40"/>
-      </w:pPr>
-      <w:r>
-        <w:rPr>
-          <w:rFonts w:ascii="Calibri" w:eastAsia="Calibri" w:hAnsi="Calibri" w:cs="Calibri"/>
-          <w:color w:val="222222"/>
-          <w:sz w:val="19"/>
-          <w:szCs w:val="19"/>
-        </w:rPr>
-        <w:t>Introduction to Cybersecurity — Cisco Networking Academy (2024)</w:t>
-      </w:r>
-    </w:p>
-    <w:p>
-      <w:pPr>
-        <w:pBdr>
-          <w:bottom w:val="single" w:sz="4" w:space="2" w:color="1F3864"/>
-        </w:pBdr>
-        <w:spacing w:before="160" w:after="60"/>
-      </w:pPr>
-      <w:r>
-        <w:rPr>
-          <w:rFonts w:ascii="Calibri" w:eastAsia="Calibri" w:hAnsi="Calibri" w:cs="Calibri"/>
-          <w:b/>
-          <w:bCs/>
-          <w:color w:val="1F3864"/>
-          <w:spacing w:val="6"/>
-        </w:rPr>
-        <w:t>TECHNICAL SKILLS</w:t>
-      </w:r>
-    </w:p>
-    <w:p>
-      <w:pPr>
-        <w:spacing w:after="40"/>
-      </w:pPr>
-      <w:r>
-        <w:rPr>
-          <w:rFonts w:ascii="Calibri" w:eastAsia="Calibri" w:hAnsi="Calibri" w:cs="Calibri"/>
-          <w:b/>
-          <w:bCs/>
-          <w:color w:val="222222"/>
-          <w:sz w:val="19"/>
-          <w:szCs w:val="19"/>
-        </w:rPr>
-        <w:t xml:space="preserve">Penetration Testing / VAPT: </w:t>
-      </w:r>
-      <w:r>
-        <w:rPr>
-          <w:rFonts w:ascii="Calibri" w:eastAsia="Calibri" w:hAnsi="Calibri" w:cs="Calibri"/>
-          <w:color w:val="222222"/>
-          <w:sz w:val="19"/>
-          <w:szCs w:val="19"/>
-        </w:rPr>
-        <w:t>OWASP Top 10, CWE, vulnerability assessment &amp; exploitation, manual and tool-assisted testing, CVE/CVSS scoring, report writing</w:t>
-      </w:r>
-    </w:p>
-    <w:p>
-      <w:pPr>
-        <w:spacing w:after="40"/>
-      </w:pPr>
-      <w:r>
-        <w:rPr>
-          <w:rFonts w:ascii="Calibri" w:eastAsia="Calibri" w:hAnsi="Calibri" w:cs="Calibri"/>
-          <w:b/>
-          <w:bCs/>
-          <w:color w:val="222222"/>
-          <w:sz w:val="19"/>
-          <w:szCs w:val="19"/>
-        </w:rPr>
-        <w:t xml:space="preserve">Security Testing Tools: </w:t>
-      </w:r>
-      <w:r>
-        <w:rPr>
-          <w:rFonts w:ascii="Calibri" w:eastAsia="Calibri" w:hAnsi="Calibri" w:cs="Calibri"/>
-          <w:color w:val="222222"/>
-          <w:sz w:val="19"/>
-          <w:szCs w:val="19"/>
-        </w:rPr>
-        <w:t>Burp Suite, Nmap, Metasploit Framework, SQLMap, Hydra, Gobuster, Netcat</w:t>
-      </w:r>
-    </w:p>
-    <w:p>
-      <w:pPr>
-        <w:spacing w:after="40"/>
-      </w:pPr>
-      <w:r>
-        <w:rPr>
-          <w:rFonts w:ascii="Calibri" w:eastAsia="Calibri" w:hAnsi="Calibri" w:cs="Calibri"/>
-          <w:b/>
-          <w:bCs/>
-          <w:color w:val="222222"/>
-          <w:sz w:val="19"/>
-          <w:szCs w:val="19"/>
-        </w:rPr>
-        <w:t xml:space="preserve">Programming / Scripting: </w:t>
-      </w:r>
-      <w:r>
-        <w:rPr>
-          <w:rFonts w:ascii="Calibri" w:eastAsia="Calibri" w:hAnsi="Calibri" w:cs="Calibri"/>
-          <w:color w:val="222222"/>
-          <w:sz w:val="19"/>
-          <w:szCs w:val="19"/>
-        </w:rPr>
-        <w:t>Python, Bash</w:t>
-      </w:r>
-    </w:p>
-    <w:p>
-      <w:pPr>
-        <w:spacing w:after="40"/>
-      </w:pPr>
-      <w:r>
-        <w:rPr>
-          <w:rFonts w:ascii="Calibri" w:eastAsia="Calibri" w:hAnsi="Calibri" w:cs="Calibri"/>
-          <w:b/>
-          <w:bCs/>
-          <w:color w:val="222222"/>
-          <w:sz w:val="19"/>
-          <w:szCs w:val="19"/>
-        </w:rPr>
-        <w:t xml:space="preserve">Networking &amp; Systems: </w:t>
-      </w:r>
-      <w:r>
-        <w:rPr>
-          <w:rFonts w:ascii="Calibri" w:eastAsia="Calibri" w:hAnsi="Calibri" w:cs="Calibri"/>
-          <w:color w:val="222222"/>
-          <w:sz w:val="19"/>
-          <w:szCs w:val="19"/>
-        </w:rPr>
-        <w:t>TCP/IP, DNS, HTTP/HTTPS, Kali Linux, Ubuntu, Windows</w:t>
-      </w:r>
-    </w:p>
-    <w:p>
-      <w:pPr>
-        <w:spacing w:after="40"/>
-      </w:pPr>
-      <w:r>
-        <w:rPr>
-          <w:rFonts w:ascii="Calibri" w:eastAsia="Calibri" w:hAnsi="Calibri" w:cs="Calibri"/>
-          <w:b/>
-          <w:bCs/>
-          <w:color w:val="222222"/>
-          <w:sz w:val="19"/>
-          <w:szCs w:val="19"/>
-        </w:rPr>
-        <w:t xml:space="preserve">Domains: </w:t>
-      </w:r>
-      <w:r>
-        <w:rPr>
-          <w:rFonts w:ascii="Calibri" w:eastAsia="Calibri" w:hAnsi="Calibri" w:cs="Calibri"/>
-          <w:color w:val="222222"/>
-          <w:sz w:val="19"/>
-          <w:szCs w:val="19"/>
-        </w:rPr>
-        <w:t>Web Application Security, Network Reconnaissance &amp; Scanning, Privilege Escalation, CTF Methodology, Digital Forensics (Introductory)</w:t>
-      </w:r>
-    </w:p>
-    <w:p>
-      <w:pPr>
-        <w:spacing w:after="40"/>
-      </w:pPr>
-      <w:r>
-        <w:rPr>
-          <w:rFonts w:ascii="Calibri" w:eastAsia="Calibri" w:hAnsi="Calibri" w:cs="Calibri"/>
-          <w:i/>
-          <w:iCs/>
-          <w:color w:val="595959"/>
-          <w:sz w:val="16"/>
-          <w:szCs w:val="16"/>
-        </w:rPr>
-        <w:t>Also familiar with: Wireshark, log analysis, SIEM concepts, intrusion detection fundamentals</w:t>
-      </w:r>
-    </w:p>
-    <w:p>
-      <w:pPr>
-        <w:pBdr>
-          <w:bottom w:val="single" w:sz="4" w:space="2" w:color="1F3864"/>
-        </w:pBdr>
-        <w:spacing w:before="160" w:after="60"/>
-      </w:pPr>
-      <w:r>
-        <w:rPr>
-          <w:rFonts w:ascii="Calibri" w:eastAsia="Calibri" w:hAnsi="Calibri" w:cs="Calibri"/>
-          <w:b/>
-          <w:bCs/>
-          <w:color w:val="1F3864"/>
-          <w:spacing w:val="6"/>
-        </w:rPr>
-        <w:t>PROJECTS</w:t>
-      </w:r>
-    </w:p>
-    <w:p>
-      <w:pPr>
-        <w:tabs>
-          <w:tab w:val="right" w:pos="9360"/>
-        </w:tabs>
-        <w:spacing w:before="100" w:after="20"/>
-      </w:pPr>
-      <w:r>
-        <w:rPr>
-          <w:rFonts w:ascii="Calibri" w:eastAsia="Calibri" w:hAnsi="Calibri" w:cs="Calibri"/>
-          <w:b/>
-          <w:bCs/>
-          <w:color w:val="222222"/>
-          <w:sz w:val="19"/>
-          <w:szCs w:val="19"/>
-        </w:rPr>
-        <w:t>File &amp; Directory Integrity Checker</w:t>
-      </w:r>
-      <w:r>
-        <w:rPr>
-          <w:rFonts w:ascii="Calibri" w:eastAsia="Calibri" w:hAnsi="Calibri" w:cs="Calibri"/>
-          <w:color w:val="222222"/>
-          <w:sz w:val="19"/>
-          <w:szCs w:val="19"/>
-        </w:rPr>
-        <w:t xml:space="preserve">  —  Personal Project (Python/Bash)</w:t>
-      </w:r>
-      <w:r>
-        <w:rPr>
-          <w:rFonts w:ascii="Calibri" w:eastAsia="Calibri" w:hAnsi="Calibri" w:cs="Calibri"/>
-          <w:i/>
-          <w:iCs/>
-          <w:color w:val="222222"/>
-          <w:sz w:val="19"/>
-          <w:szCs w:val="19"/>
-        </w:rPr>
-        <w:tab/>
-        <w:t>2025</w:t>
-      </w:r>
-    </w:p>
-    <w:p>
-      <w:pPr>
-        <w:pStyle w:val="ListParagraph"/>
-        <w:numPr>
-          <w:ilvl w:val="0"/>
-          <w:numId w:val="2"/>
-        </w:numPr>
-        <w:spacing w:after="40"/>
-      </w:pPr>
-      <w:r>
-        <w:rPr>
-          <w:rFonts w:ascii="Calibri" w:eastAsia="Calibri" w:hAnsi="Calibri" w:cs="Calibri"/>
-          <w:color w:val="222222"/>
-          <w:sz w:val="19"/>
-          <w:szCs w:val="19"/>
-        </w:rPr>
-        <w:t>Built a script-based SHA-256 integrity verification tool detecting unauthorized file and directory modifications — applicable to host-based intrusion detection and secure configuration monitoring</w:t>
-      </w:r>
-    </w:p>
-    <w:p>
-      <w:pPr>
-        <w:pStyle w:val="ListParagraph"/>
-        <w:numPr>
-          <w:ilvl w:val="0"/>
-          <w:numId w:val="2"/>
-        </w:numPr>
-        <w:spacing w:after="40"/>
-      </w:pPr>
-      <w:r>
-        <w:rPr>
-          <w:rFonts w:ascii="Calibri" w:eastAsia="Calibri" w:hAnsi="Calibri" w:cs="Calibri"/>
-          <w:color w:val="222222"/>
-          <w:sz w:val="19"/>
-          <w:szCs w:val="19"/>
-        </w:rPr>
-        <w:t>Structured alert output for clear, actionable reporting of detected changes; reduced manual verification effort by ~60–70% (estimated)</w:t>
-      </w:r>
-    </w:p>
-    <w:p>
-      <w:pPr>
-        <w:pBdr>
-          <w:bottom w:val="single" w:sz="4" w:space="2" w:color="1F3864"/>
-        </w:pBdr>
-        <w:spacing w:before="160" w:after="60"/>
-      </w:pPr>
-      <w:r>
-        <w:rPr>
-          <w:rFonts w:ascii="Calibri" w:eastAsia="Calibri" w:hAnsi="Calibri" w:cs="Calibri"/>
-          <w:b/>
-          <w:bCs/>
-          <w:color w:val="1F3864"/>
-          <w:spacing w:val="6"/>
-        </w:rPr>
-        <w:t>EXPERIENCE</w:t>
-      </w:r>
-    </w:p>
-    <w:p>
-      <w:pPr>
-        <w:tabs>
-          <w:tab w:val="right" w:pos="9360"/>
-        </w:tabs>
-        <w:spacing w:before="100" w:after="20"/>
-      </w:pPr>
-      <w:r>
-        <w:rPr>
-          <w:rFonts w:ascii="Calibri" w:eastAsia="Calibri" w:hAnsi="Calibri" w:cs="Calibri"/>
-          <w:b/>
-          <w:bCs/>
-          <w:color w:val="222222"/>
-          <w:sz w:val="19"/>
-          <w:szCs w:val="19"/>
-        </w:rPr>
-        <w:t>Cybersecurity Analyst Simulation</w:t>
-      </w:r>
-      <w:r>
-        <w:rPr>
-          <w:rFonts w:ascii="Calibri" w:eastAsia="Calibri" w:hAnsi="Calibri" w:cs="Calibri"/>
-          <w:color w:val="222222"/>
-          <w:sz w:val="19"/>
-          <w:szCs w:val="19"/>
-        </w:rPr>
-        <w:t xml:space="preserve">  —  Mastercard (via Forage)</w:t>
-      </w:r>
-      <w:r>
-        <w:rPr>
-          <w:rFonts w:ascii="Calibri" w:eastAsia="Calibri" w:hAnsi="Calibri" w:cs="Calibri"/>
-          <w:i/>
-          <w:iCs/>
-          <w:color w:val="222222"/>
-          <w:sz w:val="19"/>
-          <w:szCs w:val="19"/>
-        </w:rPr>
-        <w:tab/>
-        <w:t>2025</w:t>
-      </w:r>
-    </w:p>
-    <w:p>
-      <w:pPr>
-        <w:pStyle w:val="ListParagraph"/>
-        <w:numPr>
-          <w:ilvl w:val="0"/>
-          <w:numId w:val="2"/>
-        </w:numPr>
-        <w:spacing w:after="40"/>
-      </w:pPr>
-      <w:r>
-        <w:rPr>
-          <w:rFonts w:ascii="Calibri" w:eastAsia="Calibri" w:hAnsi="Calibri" w:cs="Calibri"/>
-          <w:color w:val="222222"/>
-          <w:sz w:val="19"/>
-          <w:szCs w:val="19"/>
-        </w:rPr>
-        <w:t>Analyzed phishing emails to identify social-engineering attack techniques and assessed organizational security risks, proposing practical remediation controls</w:t>
-      </w:r>
-    </w:p>
-    <w:p>
-      <w:pPr>
-        <w:pStyle w:val="ListParagraph"/>
-        <w:numPr>
-          <w:ilvl w:val="0"/>
-          <w:numId w:val="2"/>
-        </w:numPr>
-        <w:spacing w:after="40"/>
-      </w:pPr>
-      <w:r>
-        <w:rPr>
-          <w:rFonts w:ascii="Calibri" w:eastAsia="Calibri" w:hAnsi="Calibri" w:cs="Calibri"/>
-          <w:color w:val="222222"/>
-          <w:sz w:val="19"/>
-          <w:szCs w:val="19"/>
-        </w:rPr>
-        <w:t>Produced a security awareness training document for non-technical employees, translating technical risk into actionable guidance</w:t>
-      </w:r>
-    </w:p>
-    <w:p>
-      <w:pPr>
-        <w:pBdr>
-          <w:bottom w:val="single" w:sz="4" w:space="2" w:color="1F3864"/>
-        </w:pBdr>
-        <w:spacing w:before="160" w:after="60"/>
-      </w:pPr>
-      <w:r>
-        <w:rPr>
-          <w:rFonts w:ascii="Calibri" w:eastAsia="Calibri" w:hAnsi="Calibri" w:cs="Calibri"/>
-          <w:b/>
-          <w:bCs/>
-          <w:color w:val="1F3864"/>
-          <w:spacing w:val="6"/>
-        </w:rPr>
-        <w:t>SECURITY RESEARCH &amp; PUBLICATIONS</w:t>
-      </w:r>
-    </w:p>
-    <w:p>
-      <w:pPr>
-        <w:spacing w:after="40"/>
-      </w:pPr>
-      <w:hyperlink r:id="rId10" w:history="1">
+        <w:proofErr w:type="spellEnd"/>
         <w:r>
           <w:rPr>
             <w:rStyle w:val="Hyperlink"/>
@@ -638,17 +401,86 @@
             <w:sz w:val="19"/>
             <w:szCs w:val="19"/>
           </w:rPr>
-          <w:t>Technical Author, InfoSec Write-ups (Medium</w:t>
+          <w:t xml:space="preserve"> — </w:t>
+        </w:r>
+        <w:proofErr w:type="spellStart"/>
+        <w:r>
+          <w:rPr>
+            <w:rStyle w:val="Hyperlink"/>
+            <w:rFonts w:ascii="Calibri" w:eastAsia="Calibri" w:hAnsi="Calibri" w:cs="Calibri"/>
+            <w:sz w:val="19"/>
+            <w:szCs w:val="19"/>
+          </w:rPr>
+          <w:t>eLearnSecurity</w:t>
+        </w:r>
+        <w:proofErr w:type="spellEnd"/>
+        <w:r>
+          <w:rPr>
+            <w:rStyle w:val="Hyperlink"/>
+            <w:rFonts w:ascii="Calibri" w:eastAsia="Calibri" w:hAnsi="Calibri" w:cs="Calibri"/>
+            <w:sz w:val="19"/>
+            <w:szCs w:val="19"/>
+          </w:rPr>
+          <w:t xml:space="preserve"> Junior Penetration Tester, INE (2026)</w:t>
         </w:r>
       </w:hyperlink>
-      <w:r>
-        <w:rPr>
-          <w:rFonts w:ascii="Calibri" w:eastAsia="Calibri" w:hAnsi="Calibri" w:cs="Calibri"/>
-          <w:color w:val="222222"/>
-          <w:sz w:val="19"/>
-          <w:szCs w:val="19"/>
-        </w:rPr>
-        <w:t>) — 4 published articles covering Nmap host discovery, network fundamentals, and eJPT CTF methodology (vulnerability assessment and system exploitation). Full portfolio: surajapar.medium.com</w:t>
+    </w:p>
+    <w:p>
+      <w:pPr>
+        <w:pStyle w:val="ListParagraph"/>
+        <w:numPr>
+          <w:ilvl w:val="0"/>
+          <w:numId w:val="2"/>
+        </w:numPr>
+        <w:spacing w:after="40"/>
+      </w:pPr>
+      <w:r>
+        <w:rPr>
+          <w:rFonts w:ascii="Calibri" w:eastAsia="Calibri" w:hAnsi="Calibri" w:cs="Calibri"/>
+          <w:color w:val="222222"/>
+          <w:sz w:val="19"/>
+          <w:szCs w:val="19"/>
+        </w:rPr>
+        <w:t xml:space="preserve">Junior Penetration Tester, Web Fundamentals, Cyber Security 101, Pre-Security — </w:t>
+      </w:r>
+      <w:proofErr w:type="spellStart"/>
+      <w:r>
+        <w:rPr>
+          <w:rFonts w:ascii="Calibri" w:eastAsia="Calibri" w:hAnsi="Calibri" w:cs="Calibri"/>
+          <w:color w:val="222222"/>
+          <w:sz w:val="19"/>
+          <w:szCs w:val="19"/>
+        </w:rPr>
+        <w:t>TryHackMe</w:t>
+      </w:r>
+      <w:proofErr w:type="spellEnd"/>
+      <w:r>
+        <w:rPr>
+          <w:rFonts w:ascii="Calibri" w:eastAsia="Calibri" w:hAnsi="Calibri" w:cs="Calibri"/>
+          <w:color w:val="222222"/>
+          <w:sz w:val="19"/>
+          <w:szCs w:val="19"/>
+        </w:rPr>
+        <w:t xml:space="preserve"> (2024–2025)</w:t>
+      </w:r>
+    </w:p>
+    <w:p>
+      <w:pPr>
+        <w:pStyle w:val="ListParagraph"/>
+        <w:numPr>
+          <w:ilvl w:val="0"/>
+          <w:numId w:val="2"/>
+        </w:numPr>
+        <w:spacing w:after="40"/>
+      </w:pPr>
+      <w:r>
+        <w:rPr>
+          <w:rFonts w:ascii="Calibri" w:eastAsia="Calibri" w:hAnsi="Calibri" w:cs="Calibri"/>
+          <w:color w:val="222222"/>
+          <w:sz w:val="19"/>
+          <w:szCs w:val="19"/>
+        </w:rPr>
+        <w:t>Introduction to Cybersecurity — Cisco Networking Academy (2024)</w:t>
       </w:r>
     </w:p>
     <w:p>
@@ -666,7 +498,217 @@
           <w:color w:val="1F3864"/>
           <w:spacing w:val="6"/>
         </w:rPr>
-        <w:t>EDUCATION</w:t>
+        <w:t>TECHNICAL SKILLS</w:t>
+      </w:r>
+    </w:p>
+    <w:p>
+      <w:pPr>
+        <w:spacing w:after="40"/>
+      </w:pPr>
+      <w:r>
+        <w:rPr>
+          <w:rFonts w:ascii="Calibri" w:eastAsia="Calibri" w:hAnsi="Calibri" w:cs="Calibri"/>
+          <w:b/>
+          <w:bCs/>
+          <w:color w:val="222222"/>
+          <w:sz w:val="19"/>
+          <w:szCs w:val="19"/>
+        </w:rPr>
+        <w:t xml:space="preserve">Penetration Testing / VAPT: </w:t>
+      </w:r>
+      <w:r>
+        <w:rPr>
+          <w:rFonts w:ascii="Calibri" w:eastAsia="Calibri" w:hAnsi="Calibri" w:cs="Calibri"/>
+          <w:color w:val="222222"/>
+          <w:sz w:val="19"/>
+          <w:szCs w:val="19"/>
+        </w:rPr>
+        <w:t>OWASP Top 10, CWE, vulnerability assessment &amp; exploitation, manual and tool-assisted testing, CVE/CVSS scoring, report writing</w:t>
+      </w:r>
+    </w:p>
+    <w:p>
+      <w:pPr>
+        <w:spacing w:after="40"/>
+      </w:pPr>
+      <w:r>
+        <w:rPr>
+          <w:rFonts w:ascii="Calibri" w:eastAsia="Calibri" w:hAnsi="Calibri" w:cs="Calibri"/>
+          <w:b/>
+          <w:bCs/>
+          <w:color w:val="222222"/>
+          <w:sz w:val="19"/>
+          <w:szCs w:val="19"/>
+        </w:rPr>
+        <w:t xml:space="preserve">Security Testing Tools: </w:t>
+      </w:r>
+      <w:r>
+        <w:rPr>
+          <w:rFonts w:ascii="Calibri" w:eastAsia="Calibri" w:hAnsi="Calibri" w:cs="Calibri"/>
+          <w:color w:val="222222"/>
+          <w:sz w:val="19"/>
+          <w:szCs w:val="19"/>
+        </w:rPr>
+        <w:t xml:space="preserve">Burp Suite, Nmap, Metasploit Framework, </w:t>
+      </w:r>
+      <w:proofErr w:type="spellStart"/>
+      <w:r>
+        <w:rPr>
+          <w:rFonts w:ascii="Calibri" w:eastAsia="Calibri" w:hAnsi="Calibri" w:cs="Calibri"/>
+          <w:color w:val="222222"/>
+          <w:sz w:val="19"/>
+          <w:szCs w:val="19"/>
+        </w:rPr>
+        <w:t>SQLMap</w:t>
+      </w:r>
+      <w:proofErr w:type="spellEnd"/>
+      <w:r>
+        <w:rPr>
+          <w:rFonts w:ascii="Calibri" w:eastAsia="Calibri" w:hAnsi="Calibri" w:cs="Calibri"/>
+          <w:color w:val="222222"/>
+          <w:sz w:val="19"/>
+          <w:szCs w:val="19"/>
+        </w:rPr>
+        <w:t xml:space="preserve">, Hydra, </w:t>
+      </w:r>
+      <w:proofErr w:type="spellStart"/>
+      <w:r>
+        <w:rPr>
+          <w:rFonts w:ascii="Calibri" w:eastAsia="Calibri" w:hAnsi="Calibri" w:cs="Calibri"/>
+          <w:color w:val="222222"/>
+          <w:sz w:val="19"/>
+          <w:szCs w:val="19"/>
+        </w:rPr>
+        <w:t>Gobuster</w:t>
+      </w:r>
+      <w:proofErr w:type="spellEnd"/>
+      <w:r>
+        <w:rPr>
+          <w:rFonts w:ascii="Calibri" w:eastAsia="Calibri" w:hAnsi="Calibri" w:cs="Calibri"/>
+          <w:color w:val="222222"/>
+          <w:sz w:val="19"/>
+          <w:szCs w:val="19"/>
+        </w:rPr>
+        <w:t xml:space="preserve">, </w:t>
+      </w:r>
+      <w:proofErr w:type="spellStart"/>
+      <w:r>
+        <w:rPr>
+          <w:rFonts w:ascii="Calibri" w:eastAsia="Calibri" w:hAnsi="Calibri" w:cs="Calibri"/>
+          <w:color w:val="222222"/>
+          <w:sz w:val="19"/>
+          <w:szCs w:val="19"/>
+        </w:rPr>
+        <w:t>Netcat</w:t>
+      </w:r>
+      <w:proofErr w:type="spellEnd"/>
+    </w:p>
+    <w:p>
+      <w:pPr>
+        <w:spacing w:after="40"/>
+      </w:pPr>
+      <w:r>
+        <w:rPr>
+          <w:rFonts w:ascii="Calibri" w:eastAsia="Calibri" w:hAnsi="Calibri" w:cs="Calibri"/>
+          <w:b/>
+          <w:bCs/>
+          <w:color w:val="222222"/>
+          <w:sz w:val="19"/>
+          <w:szCs w:val="19"/>
+        </w:rPr>
+        <w:t xml:space="preserve">Programming / Scripting: </w:t>
+      </w:r>
+      <w:r>
+        <w:rPr>
+          <w:rFonts w:ascii="Calibri" w:eastAsia="Calibri" w:hAnsi="Calibri" w:cs="Calibri"/>
+          <w:color w:val="222222"/>
+          <w:sz w:val="19"/>
+          <w:szCs w:val="19"/>
+        </w:rPr>
+        <w:t>Python, Bash</w:t>
+      </w:r>
+    </w:p>
+    <w:p>
+      <w:pPr>
+        <w:spacing w:after="40"/>
+      </w:pPr>
+      <w:r>
+        <w:rPr>
+          <w:rFonts w:ascii="Calibri" w:eastAsia="Calibri" w:hAnsi="Calibri" w:cs="Calibri"/>
+          <w:b/>
+          <w:bCs/>
+          <w:color w:val="222222"/>
+          <w:sz w:val="19"/>
+          <w:szCs w:val="19"/>
+        </w:rPr>
+        <w:t xml:space="preserve">Networking &amp; Systems: </w:t>
+      </w:r>
+      <w:r>
+        <w:rPr>
+          <w:rFonts w:ascii="Calibri" w:eastAsia="Calibri" w:hAnsi="Calibri" w:cs="Calibri"/>
+          <w:color w:val="222222"/>
+          <w:sz w:val="19"/>
+          <w:szCs w:val="19"/>
+        </w:rPr>
+        <w:t>TCP/IP, DNS, HTTP/HTTPS, Kali Linux, Ubuntu, Windows</w:t>
+      </w:r>
+    </w:p>
+    <w:p>
+      <w:pPr>
+        <w:spacing w:after="40"/>
+      </w:pPr>
+      <w:r>
+        <w:rPr>
+          <w:rFonts w:ascii="Calibri" w:eastAsia="Calibri" w:hAnsi="Calibri" w:cs="Calibri"/>
+          <w:b/>
+          <w:bCs/>
+          <w:color w:val="222222"/>
+          <w:sz w:val="19"/>
+          <w:szCs w:val="19"/>
+        </w:rPr>
+        <w:t xml:space="preserve">Domains: </w:t>
+      </w:r>
+      <w:r>
+        <w:rPr>
+          <w:rFonts w:ascii="Calibri" w:eastAsia="Calibri" w:hAnsi="Calibri" w:cs="Calibri"/>
+          <w:color w:val="222222"/>
+          <w:sz w:val="19"/>
+          <w:szCs w:val="19"/>
+        </w:rPr>
+        <w:t>Web Application Security, Network Reconnaissance &amp; Scanning, Privilege Escalation, CTF Methodology, Digital Forensics (Introductory)</w:t>
+      </w:r>
+    </w:p>
+    <w:p>
+      <w:pPr>
+        <w:spacing w:after="40"/>
+      </w:pPr>
+      <w:r>
+        <w:rPr>
+          <w:rFonts w:ascii="Calibri" w:eastAsia="Calibri" w:hAnsi="Calibri" w:cs="Calibri"/>
+          <w:i/>
+          <w:iCs/>
+          <w:color w:val="595959"/>
+          <w:sz w:val="16"/>
+          <w:szCs w:val="16"/>
+        </w:rPr>
+        <w:t>Also familiar with: Wireshark, log analysis, SIEM concepts, intrusion detection fundamentals</w:t>
+      </w:r>
+    </w:p>
+    <w:p>
+      <w:pPr>
+        <w:pBdr>
+          <w:bottom w:val="single" w:sz="4" w:space="2" w:color="1F3864"/>
+        </w:pBdr>
+        <w:spacing w:before="160" w:after="60"/>
+      </w:pPr>
+      <w:r>
+        <w:rPr>
+          <w:rFonts w:ascii="Calibri" w:eastAsia="Calibri" w:hAnsi="Calibri" w:cs="Calibri"/>
+          <w:b/>
+          <w:bCs/>
+          <w:color w:val="1F3864"/>
+          <w:spacing w:val="6"/>
+        </w:rPr>
+        <w:t>PROJECTS</w:t>
       </w:r>
     </w:p>
     <w:p>
@@ -685,16 +727,357 @@
           <w:sz w:val="19"/>
           <w:szCs w:val="19"/>
         </w:rPr>
-        <w:t>B.Sc. in Cyber &amp; Digital Science</w:t>
-      </w:r>
-      <w:r>
-        <w:rPr>
-          <w:rFonts w:ascii="Calibri" w:eastAsia="Calibri" w:hAnsi="Calibri" w:cs="Calibri"/>
-          <w:color w:val="222222"/>
-          <w:sz w:val="19"/>
-          <w:szCs w:val="19"/>
-        </w:rPr>
-        <w:t xml:space="preserve">  —  Dr. D.Y. Patil Arts, Commerce &amp; Science College, Pimpri, Pune</w:t>
+        <w:t xml:space="preserve">File &amp; Directory Integrity </w:t>
+      </w:r>
+      <w:proofErr w:type="gramStart"/>
+      <w:r>
+        <w:rPr>
+          <w:rFonts w:ascii="Calibri" w:eastAsia="Calibri" w:hAnsi="Calibri" w:cs="Calibri"/>
+          <w:b/>
+          <w:bCs/>
+          <w:color w:val="222222"/>
+          <w:sz w:val="19"/>
+          <w:szCs w:val="19"/>
+        </w:rPr>
+        <w:t>Checker</w:t>
+      </w:r>
+      <w:r>
+        <w:rPr>
+          <w:rFonts w:ascii="Calibri" w:eastAsia="Calibri" w:hAnsi="Calibri" w:cs="Calibri"/>
+          <w:color w:val="222222"/>
+          <w:sz w:val="19"/>
+          <w:szCs w:val="19"/>
+        </w:rPr>
+        <w:t xml:space="preserve">  —</w:t>
+      </w:r>
+      <w:proofErr w:type="gramEnd"/>
+      <w:r>
+        <w:rPr>
+          <w:rFonts w:ascii="Calibri" w:eastAsia="Calibri" w:hAnsi="Calibri" w:cs="Calibri"/>
+          <w:color w:val="222222"/>
+          <w:sz w:val="19"/>
+          <w:szCs w:val="19"/>
+        </w:rPr>
+        <w:t xml:space="preserve">  Personal Project (Python/Bash)</w:t>
+      </w:r>
+      <w:r>
+        <w:rPr>
+          <w:rFonts w:ascii="Calibri" w:eastAsia="Calibri" w:hAnsi="Calibri" w:cs="Calibri"/>
+          <w:i/>
+          <w:iCs/>
+          <w:color w:val="222222"/>
+          <w:sz w:val="19"/>
+          <w:szCs w:val="19"/>
+        </w:rPr>
+        <w:tab/>
+        <w:t>2025</w:t>
+      </w:r>
+    </w:p>
+    <w:p>
+      <w:pPr>
+        <w:pStyle w:val="ListParagraph"/>
+        <w:numPr>
+          <w:ilvl w:val="0"/>
+          <w:numId w:val="2"/>
+        </w:numPr>
+        <w:spacing w:after="40"/>
+      </w:pPr>
+      <w:r>
+        <w:rPr>
+          <w:rFonts w:ascii="Calibri" w:eastAsia="Calibri" w:hAnsi="Calibri" w:cs="Calibri"/>
+          <w:color w:val="222222"/>
+          <w:sz w:val="19"/>
+          <w:szCs w:val="19"/>
+        </w:rPr>
+        <w:t>Built a script-based SHA-256 integrity verification tool detecting unauthorized file and directory modifications — applicable to host-based intrusion detection and secure configuration monitoring</w:t>
+      </w:r>
+    </w:p>
+    <w:p>
+      <w:pPr>
+        <w:pStyle w:val="ListParagraph"/>
+        <w:numPr>
+          <w:ilvl w:val="0"/>
+          <w:numId w:val="2"/>
+        </w:numPr>
+        <w:spacing w:after="40"/>
+      </w:pPr>
+      <w:r>
+        <w:rPr>
+          <w:rFonts w:ascii="Calibri" w:eastAsia="Calibri" w:hAnsi="Calibri" w:cs="Calibri"/>
+          <w:color w:val="222222"/>
+          <w:sz w:val="19"/>
+          <w:szCs w:val="19"/>
+        </w:rPr>
+        <w:t>Structured alert output for clear, actionable reporting of detected changes; reduced manual verification effort</w:t>
+      </w:r>
+      <w:r>
+        <w:rPr>
+          <w:rFonts w:ascii="Calibri" w:eastAsia="Calibri" w:hAnsi="Calibri" w:cs="Calibri"/>
+          <w:color w:val="222222"/>
+          <w:sz w:val="19"/>
+          <w:szCs w:val="19"/>
+        </w:rPr>
+        <w:t>.</w:t>
+      </w:r>
+    </w:p>
+    <w:p>
+      <w:pPr>
+        <w:pBdr>
+          <w:bottom w:val="single" w:sz="4" w:space="2" w:color="1F3864"/>
+        </w:pBdr>
+        <w:spacing w:before="160" w:after="60"/>
+      </w:pPr>
+      <w:r>
+        <w:rPr>
+          <w:rFonts w:ascii="Calibri" w:eastAsia="Calibri" w:hAnsi="Calibri" w:cs="Calibri"/>
+          <w:b/>
+          <w:bCs/>
+          <w:color w:val="1F3864"/>
+          <w:spacing w:val="6"/>
+        </w:rPr>
+        <w:t>Experience &amp; Simulations</w:t>
+      </w:r>
+    </w:p>
+    <w:p>
+      <w:pPr>
+        <w:tabs>
+          <w:tab w:val="right" w:pos="9360"/>
+        </w:tabs>
+        <w:spacing w:before="100" w:after="20"/>
+      </w:pPr>
+      <w:r>
+        <w:rPr>
+          <w:rFonts w:ascii="Calibri" w:eastAsia="Calibri" w:hAnsi="Calibri" w:cs="Calibri"/>
+          <w:b/>
+          <w:bCs/>
+          <w:color w:val="222222"/>
+          <w:sz w:val="19"/>
+          <w:szCs w:val="19"/>
+        </w:rPr>
+        <w:t xml:space="preserve">Cybersecurity Analyst </w:t>
+      </w:r>
+      <w:proofErr w:type="gramStart"/>
+      <w:r>
+        <w:rPr>
+          <w:rFonts w:ascii="Calibri" w:eastAsia="Calibri" w:hAnsi="Calibri" w:cs="Calibri"/>
+          <w:b/>
+          <w:bCs/>
+          <w:color w:val="222222"/>
+          <w:sz w:val="19"/>
+          <w:szCs w:val="19"/>
+        </w:rPr>
+        <w:t>Simulation</w:t>
+      </w:r>
+      <w:r>
+        <w:rPr>
+          <w:rFonts w:ascii="Calibri" w:eastAsia="Calibri" w:hAnsi="Calibri" w:cs="Calibri"/>
+          <w:color w:val="222222"/>
+          <w:sz w:val="19"/>
+          <w:szCs w:val="19"/>
+        </w:rPr>
+        <w:t xml:space="preserve">  —</w:t>
+      </w:r>
+      <w:proofErr w:type="gramEnd"/>
+      <w:r>
+        <w:rPr>
+          <w:rFonts w:ascii="Calibri" w:eastAsia="Calibri" w:hAnsi="Calibri" w:cs="Calibri"/>
+          <w:color w:val="222222"/>
+          <w:sz w:val="19"/>
+          <w:szCs w:val="19"/>
+        </w:rPr>
+        <w:t xml:space="preserve">  Mastercard (via Forage)</w:t>
+      </w:r>
+      <w:r>
+        <w:rPr>
+          <w:rFonts w:ascii="Calibri" w:eastAsia="Calibri" w:hAnsi="Calibri" w:cs="Calibri"/>
+          <w:i/>
+          <w:iCs/>
+          <w:color w:val="222222"/>
+          <w:sz w:val="19"/>
+          <w:szCs w:val="19"/>
+        </w:rPr>
+        <w:tab/>
+        <w:t>2025</w:t>
+      </w:r>
+    </w:p>
+    <w:p>
+      <w:pPr>
+        <w:pStyle w:val="ListParagraph"/>
+        <w:numPr>
+          <w:ilvl w:val="0"/>
+          <w:numId w:val="2"/>
+        </w:numPr>
+        <w:spacing w:after="40"/>
+      </w:pPr>
+      <w:proofErr w:type="spellStart"/>
+      <w:r>
+        <w:rPr>
+          <w:rFonts w:ascii="Calibri" w:eastAsia="Calibri" w:hAnsi="Calibri" w:cs="Calibri"/>
+          <w:color w:val="222222"/>
+          <w:sz w:val="19"/>
+          <w:szCs w:val="19"/>
+        </w:rPr>
+        <w:t>Analyzed</w:t>
+      </w:r>
+      <w:proofErr w:type="spellEnd"/>
+      <w:r>
+        <w:rPr>
+          <w:rFonts w:ascii="Calibri" w:eastAsia="Calibri" w:hAnsi="Calibri" w:cs="Calibri"/>
+          <w:color w:val="222222"/>
+          <w:sz w:val="19"/>
+          <w:szCs w:val="19"/>
+        </w:rPr>
+        <w:t xml:space="preserve"> phishing emails to identify social-engineering attack techniques and assessed organizational security risks, proposing practical remediation controls</w:t>
+      </w:r>
+    </w:p>
+    <w:p>
+      <w:pPr>
+        <w:pStyle w:val="ListParagraph"/>
+        <w:numPr>
+          <w:ilvl w:val="0"/>
+          <w:numId w:val="2"/>
+        </w:numPr>
+        <w:spacing w:after="40"/>
+      </w:pPr>
+      <w:r>
+        <w:rPr>
+          <w:rFonts w:ascii="Calibri" w:eastAsia="Calibri" w:hAnsi="Calibri" w:cs="Calibri"/>
+          <w:color w:val="222222"/>
+          <w:sz w:val="19"/>
+          <w:szCs w:val="19"/>
+        </w:rPr>
+        <w:t>Produced a security awareness training document for non-technical employees, translating technical risk into actionable guidance</w:t>
+      </w:r>
+    </w:p>
+    <w:p>
+      <w:pPr>
+        <w:pBdr>
+          <w:bottom w:val="single" w:sz="4" w:space="2" w:color="1F3864"/>
+        </w:pBdr>
+        <w:spacing w:before="160" w:after="60"/>
+      </w:pPr>
+      <w:r>
+        <w:rPr>
+          <w:rFonts w:ascii="Calibri" w:eastAsia="Calibri" w:hAnsi="Calibri" w:cs="Calibri"/>
+          <w:b/>
+          <w:bCs/>
+          <w:color w:val="1F3864"/>
+          <w:spacing w:val="6"/>
+        </w:rPr>
+        <w:t>LAB WRITEUPS</w:t>
+      </w:r>
+    </w:p>
+    <w:p>
+      <w:pPr>
+        <w:spacing w:after="40"/>
+      </w:pPr>
+      <w:hyperlink r:id="rId11" w:history="1">
+        <w:r>
+          <w:rPr>
+            <w:rStyle w:val="Hyperlink"/>
+            <w:rFonts w:ascii="Calibri" w:eastAsia="Calibri" w:hAnsi="Calibri" w:cs="Calibri"/>
+            <w:sz w:val="19"/>
+            <w:szCs w:val="19"/>
+          </w:rPr>
+          <w:t>Technical Writer, InfoSec Write-ups (Medium)</w:t>
+        </w:r>
+      </w:hyperlink>
+      <w:r>
+        <w:rPr>
+          <w:rFonts w:ascii="Calibri" w:eastAsia="Calibri" w:hAnsi="Calibri" w:cs="Calibri"/>
+          <w:color w:val="222222"/>
+          <w:sz w:val="19"/>
+          <w:szCs w:val="19"/>
+        </w:rPr>
+        <w:t xml:space="preserve"> — 14 published writeups: 11 </w:t>
+      </w:r>
+      <w:proofErr w:type="spellStart"/>
+      <w:r>
+        <w:rPr>
+          <w:rFonts w:ascii="Calibri" w:eastAsia="Calibri" w:hAnsi="Calibri" w:cs="Calibri"/>
+          <w:color w:val="222222"/>
+          <w:sz w:val="19"/>
+          <w:szCs w:val="19"/>
+        </w:rPr>
+        <w:t>eJPT</w:t>
+      </w:r>
+      <w:proofErr w:type="spellEnd"/>
+      <w:r>
+        <w:rPr>
+          <w:rFonts w:ascii="Calibri" w:eastAsia="Calibri" w:hAnsi="Calibri" w:cs="Calibri"/>
+          <w:color w:val="222222"/>
+          <w:sz w:val="19"/>
+          <w:szCs w:val="19"/>
+        </w:rPr>
+        <w:t xml:space="preserve"> (INE) lab walkthroughs covering vulnerability assessment, host and network attacks, Metasploit, exploitation and post-exploitation, plus a 3-part Nmap and networking fundamentals series. All writeups: surajapar.medium.com</w:t>
+      </w:r>
+    </w:p>
+    <w:p>
+      <w:pPr>
+        <w:pBdr>
+          <w:bottom w:val="single" w:sz="4" w:space="2" w:color="1F3864"/>
+        </w:pBdr>
+        <w:spacing w:before="160" w:after="60"/>
+      </w:pPr>
+      <w:r>
+        <w:rPr>
+          <w:rFonts w:ascii="Calibri" w:eastAsia="Calibri" w:hAnsi="Calibri" w:cs="Calibri"/>
+          <w:b/>
+          <w:bCs/>
+          <w:color w:val="1F3864"/>
+          <w:spacing w:val="6"/>
+        </w:rPr>
+        <w:t>EDUCATION</w:t>
+      </w:r>
+    </w:p>
+    <w:p>
+      <w:pPr>
+        <w:tabs>
+          <w:tab w:val="right" w:pos="9360"/>
+        </w:tabs>
+        <w:spacing w:before="100" w:after="20"/>
+      </w:pPr>
+      <w:r>
+        <w:rPr>
+          <w:rFonts w:ascii="Calibri" w:eastAsia="Calibri" w:hAnsi="Calibri" w:cs="Calibri"/>
+          <w:b/>
+          <w:bCs/>
+          <w:color w:val="222222"/>
+          <w:sz w:val="19"/>
+          <w:szCs w:val="19"/>
+        </w:rPr>
+        <w:t xml:space="preserve">B.Sc. in Cyber &amp; Digital </w:t>
+      </w:r>
+      <w:proofErr w:type="gramStart"/>
+      <w:r>
+        <w:rPr>
+          <w:rFonts w:ascii="Calibri" w:eastAsia="Calibri" w:hAnsi="Calibri" w:cs="Calibri"/>
+          <w:b/>
+          <w:bCs/>
+          <w:color w:val="222222"/>
+          <w:sz w:val="19"/>
+          <w:szCs w:val="19"/>
+        </w:rPr>
+        <w:t>Science</w:t>
+      </w:r>
+      <w:r>
+        <w:rPr>
+          <w:rFonts w:ascii="Calibri" w:eastAsia="Calibri" w:hAnsi="Calibri" w:cs="Calibri"/>
+          <w:color w:val="222222"/>
+          <w:sz w:val="19"/>
+          <w:szCs w:val="19"/>
+        </w:rPr>
+        <w:t xml:space="preserve">  —</w:t>
+      </w:r>
+      <w:proofErr w:type="gramEnd"/>
+      <w:r>
+        <w:rPr>
+          <w:rFonts w:ascii="Calibri" w:eastAsia="Calibri" w:hAnsi="Calibri" w:cs="Calibri"/>
+          <w:color w:val="222222"/>
+          <w:sz w:val="19"/>
+          <w:szCs w:val="19"/>
+        </w:rPr>
+        <w:t xml:space="preserve">  Dr. D.Y. Patil Arts, Commerce &amp; Science College, Pimpri, Pune</w:t>
       </w:r>
       <w:r>
         <w:rPr>
@@ -1367,7 +1750,6 @@
   <w:style w:type="character" w:default="1" w:styleId="DefaultParagraphFont">
     <w:name w:val="Default Paragraph Font"/>
     <w:uiPriority w:val="1"/>
-    <w:semiHidden/>
     <w:unhideWhenUsed/>
   </w:style>
   <w:style w:type="table" w:default="1" w:styleId="TableNormal">

--- a/resume_.docx
+++ b/resume_.docx
@@ -32,67 +32,7 @@
           <w:iCs/>
           <w:color w:val="222222"/>
         </w:rPr>
-        <w:t xml:space="preserve">Junior Penetration </w:t>
-      </w:r>
-      <w:proofErr w:type="gramStart"/>
-      <w:r>
-        <w:rPr>
-          <w:rFonts w:ascii="Calibri" w:eastAsia="Calibri" w:hAnsi="Calibri" w:cs="Calibri"/>
-          <w:i/>
-          <w:iCs/>
-          <w:color w:val="222222"/>
-        </w:rPr>
-        <w:t>Tester  |</w:t>
-      </w:r>
-      <w:proofErr w:type="gramEnd"/>
-      <w:r>
-        <w:rPr>
-          <w:rFonts w:ascii="Calibri" w:eastAsia="Calibri" w:hAnsi="Calibri" w:cs="Calibri"/>
-          <w:i/>
-          <w:iCs/>
-          <w:color w:val="222222"/>
-        </w:rPr>
-        <w:t xml:space="preserve">  </w:t>
-      </w:r>
-      <w:proofErr w:type="spellStart"/>
-      <w:r>
-        <w:rPr>
-          <w:rFonts w:ascii="Calibri" w:eastAsia="Calibri" w:hAnsi="Calibri" w:cs="Calibri"/>
-          <w:i/>
-          <w:iCs/>
-          <w:color w:val="222222"/>
-        </w:rPr>
-        <w:t>eJPT</w:t>
-      </w:r>
-      <w:proofErr w:type="spellEnd"/>
-      <w:r>
-        <w:rPr>
-          <w:rFonts w:ascii="Calibri" w:eastAsia="Calibri" w:hAnsi="Calibri" w:cs="Calibri"/>
-          <w:i/>
-          <w:iCs/>
-          <w:color w:val="222222"/>
-        </w:rPr>
-        <w:t xml:space="preserve"> </w:t>
-      </w:r>
-      <w:proofErr w:type="gramStart"/>
-      <w:r>
-        <w:rPr>
-          <w:rFonts w:ascii="Calibri" w:eastAsia="Calibri" w:hAnsi="Calibri" w:cs="Calibri"/>
-          <w:i/>
-          <w:iCs/>
-          <w:color w:val="222222"/>
-        </w:rPr>
-        <w:t>Certified  |</w:t>
-      </w:r>
-      <w:proofErr w:type="gramEnd"/>
-      <w:r>
-        <w:rPr>
-          <w:rFonts w:ascii="Calibri" w:eastAsia="Calibri" w:hAnsi="Calibri" w:cs="Calibri"/>
-          <w:i/>
-          <w:iCs/>
-          <w:color w:val="222222"/>
-        </w:rPr>
-        <w:t xml:space="preserve">  VAPT &amp; Offensive Security</w:t>
+        <w:t>Junior Penetration Tester  |  eJPT Certified  |  VAPT &amp; Offensive Security</w:t>
       </w:r>
     </w:p>
     <w:p>
@@ -126,19 +66,8 @@
             <w:sz w:val="18"/>
             <w:szCs w:val="18"/>
           </w:rPr>
-          <w:t>linkedin.com/in/</w:t>
+          <w:t>linkedin.com/in/surajapar</w:t>
         </w:r>
-        <w:proofErr w:type="spellStart"/>
-        <w:r>
-          <w:rPr>
-            <w:rStyle w:val="Hyperlink"/>
-            <w:rFonts w:ascii="Calibri" w:eastAsia="Calibri" w:hAnsi="Calibri" w:cs="Calibri"/>
-            <w:sz w:val="18"/>
-            <w:szCs w:val="18"/>
-          </w:rPr>
-          <w:t>surajapar</w:t>
-        </w:r>
-        <w:proofErr w:type="spellEnd"/>
       </w:hyperlink>
       <w:r>
         <w:rPr>
@@ -157,19 +86,8 @@
             <w:sz w:val="18"/>
             <w:szCs w:val="18"/>
           </w:rPr>
-          <w:t>github.com/</w:t>
+          <w:t>github.com/surajapar</w:t>
         </w:r>
-        <w:proofErr w:type="spellStart"/>
-        <w:r>
-          <w:rPr>
-            <w:rStyle w:val="Hyperlink"/>
-            <w:rFonts w:ascii="Calibri" w:eastAsia="Calibri" w:hAnsi="Calibri" w:cs="Calibri"/>
-            <w:sz w:val="18"/>
-            <w:szCs w:val="18"/>
-          </w:rPr>
-          <w:t>surajapar</w:t>
-        </w:r>
-        <w:proofErr w:type="spellEnd"/>
       </w:hyperlink>
       <w:r>
         <w:rPr>
@@ -208,19 +126,8 @@
             <w:sz w:val="18"/>
             <w:szCs w:val="18"/>
           </w:rPr>
-          <w:t>tryhackme.com/p/</w:t>
+          <w:t>tryhackme.com/p/surajapar</w:t>
         </w:r>
-        <w:proofErr w:type="spellStart"/>
-        <w:r>
-          <w:rPr>
-            <w:rStyle w:val="Hyperlink"/>
-            <w:rFonts w:ascii="Calibri" w:eastAsia="Calibri" w:hAnsi="Calibri" w:cs="Calibri"/>
-            <w:sz w:val="18"/>
-            <w:szCs w:val="18"/>
-          </w:rPr>
-          <w:t>surajapar</w:t>
-        </w:r>
-        <w:proofErr w:type="spellEnd"/>
       </w:hyperlink>
       <w:r>
         <w:rPr>
@@ -272,87 +179,7 @@
           <w:sz w:val="19"/>
           <w:szCs w:val="19"/>
         </w:rPr>
-        <w:t xml:space="preserve">Cybersecurity professional with a hands-on foundation in penetration testing fundamentals: OWASP Top 10, vulnerability assessment, and Python/Bash scripting, backed by an </w:t>
-      </w:r>
-      <w:proofErr w:type="spellStart"/>
-      <w:r>
-        <w:rPr>
-          <w:rFonts w:ascii="Calibri" w:eastAsia="Calibri" w:hAnsi="Calibri" w:cs="Calibri"/>
-          <w:color w:val="222222"/>
-          <w:sz w:val="19"/>
-          <w:szCs w:val="19"/>
-        </w:rPr>
-        <w:t>eJPT</w:t>
-      </w:r>
-      <w:proofErr w:type="spellEnd"/>
-      <w:r>
-        <w:rPr>
-          <w:rFonts w:ascii="Calibri" w:eastAsia="Calibri" w:hAnsi="Calibri" w:cs="Calibri"/>
-          <w:color w:val="222222"/>
-          <w:sz w:val="19"/>
-          <w:szCs w:val="19"/>
-        </w:rPr>
-        <w:t xml:space="preserve"> (</w:t>
-      </w:r>
-      <w:proofErr w:type="spellStart"/>
-      <w:r>
-        <w:rPr>
-          <w:rFonts w:ascii="Calibri" w:eastAsia="Calibri" w:hAnsi="Calibri" w:cs="Calibri"/>
-          <w:color w:val="222222"/>
-          <w:sz w:val="19"/>
-          <w:szCs w:val="19"/>
-        </w:rPr>
-        <w:t>eLearnSecurity</w:t>
-      </w:r>
-      <w:proofErr w:type="spellEnd"/>
-      <w:r>
-        <w:rPr>
-          <w:rFonts w:ascii="Calibri" w:eastAsia="Calibri" w:hAnsi="Calibri" w:cs="Calibri"/>
-          <w:color w:val="222222"/>
-          <w:sz w:val="19"/>
-          <w:szCs w:val="19"/>
-        </w:rPr>
-        <w:t xml:space="preserve"> Junior Penetration Tester) certification. </w:t>
-      </w:r>
-      <w:proofErr w:type="spellStart"/>
-      <w:r>
-        <w:rPr>
-          <w:rFonts w:ascii="Calibri" w:eastAsia="Calibri" w:hAnsi="Calibri" w:cs="Calibri"/>
-          <w:color w:val="222222"/>
-          <w:sz w:val="19"/>
-          <w:szCs w:val="19"/>
-        </w:rPr>
-        <w:t>TryHackMe</w:t>
-      </w:r>
-      <w:proofErr w:type="spellEnd"/>
-      <w:r>
-        <w:rPr>
-          <w:rFonts w:ascii="Calibri" w:eastAsia="Calibri" w:hAnsi="Calibri" w:cs="Calibri"/>
-          <w:color w:val="222222"/>
-          <w:sz w:val="19"/>
-          <w:szCs w:val="19"/>
-        </w:rPr>
-        <w:t xml:space="preserve"> Top 1% (Legend rank, 221 rooms completed) and Hack </w:t>
-      </w:r>
-      <w:proofErr w:type="gramStart"/>
-      <w:r>
-        <w:rPr>
-          <w:rFonts w:ascii="Calibri" w:eastAsia="Calibri" w:hAnsi="Calibri" w:cs="Calibri"/>
-          <w:color w:val="222222"/>
-          <w:sz w:val="19"/>
-          <w:szCs w:val="19"/>
-        </w:rPr>
-        <w:t>The</w:t>
-      </w:r>
-      <w:proofErr w:type="gramEnd"/>
-      <w:r>
-        <w:rPr>
-          <w:rFonts w:ascii="Calibri" w:eastAsia="Calibri" w:hAnsi="Calibri" w:cs="Calibri"/>
-          <w:color w:val="222222"/>
-          <w:sz w:val="19"/>
-          <w:szCs w:val="19"/>
-        </w:rPr>
-        <w:t xml:space="preserve"> Box Professional rank (Level 52), with practical exposure to identifying, triaging, and documenting security vulnerabilities across web applications and networked systems. Published 14 lab writeups on Medium documenting host and network penetration testing methodology. Seeking to bring a builder's mindset and strong attention to detail to a Junior Penetration Tester / VAPT role, contributing to web, network, and application security assessments.</w:t>
+        <w:t>Cybersecurity student with a hands-on foundation in penetration testing fundamentals: OWASP Top 10, vulnerability assessment, and Python/Bash scripting, backed by an eJPT (eLearnSecurity Junior Penetration Tester) certification. Ranked in the top 1% on TryHackMe (Legend, 221 rooms completed) and at Professional rank on Hack The Box (Level 52), with practical lab experience identifying, exploiting, and documenting vulnerabilities across web applications and networked systems. Published 14 lab writeups on Medium documenting host and network penetration testing methodology. Pursuing HTB Certified Penetration Testing Specialist (CPTS), with lab practice in reconnaissance, exploitation, and post-exploitation. Seeking a Junior Penetration Tester / VAPT role, contributing to web, network, and application security assessments.</w:t>
       </w:r>
     </w:p>
     <w:p>
@@ -383,7 +210,6 @@
         <w:spacing w:after="40"/>
       </w:pPr>
       <w:hyperlink r:id="rId10" w:anchor="acc.drWuHVsK" w:history="1">
-        <w:proofErr w:type="spellStart"/>
         <w:r>
           <w:rPr>
             <w:rStyle w:val="Hyperlink"/>
@@ -391,9 +217,228 @@
             <w:sz w:val="19"/>
             <w:szCs w:val="19"/>
           </w:rPr>
-          <w:t>eJPT</w:t>
+          <w:t>eJPT — eLearnSecurity Junior Penetration Tester, INE (2026)</w:t>
         </w:r>
-        <w:proofErr w:type="spellEnd"/>
+      </w:hyperlink>
+    </w:p>
+    <w:p>
+      <w:pPr>
+        <w:pStyle w:val="ListParagraph"/>
+        <w:numPr>
+          <w:ilvl w:val="0"/>
+          <w:numId w:val="2"/>
+        </w:numPr>
+        <w:spacing w:after="40"/>
+      </w:pPr>
+      <w:r>
+        <w:rPr>
+          <w:rFonts w:ascii="Calibri" w:eastAsia="Calibri" w:hAnsi="Calibri" w:cs="Calibri"/>
+          <w:color w:val="222222"/>
+          <w:sz w:val="19"/>
+          <w:szCs w:val="19"/>
+        </w:rPr>
+        <w:t>Junior Penetration Tester, Web Fundamentals, Cyber Security 101, Pre-Security learning paths — TryHackMe (2024–2025)</w:t>
+      </w:r>
+    </w:p>
+    <w:p>
+      <w:pPr>
+        <w:pStyle w:val="ListParagraph"/>
+        <w:numPr>
+          <w:ilvl w:val="0"/>
+          <w:numId w:val="2"/>
+        </w:numPr>
+        <w:spacing w:after="40"/>
+      </w:pPr>
+      <w:r>
+        <w:rPr>
+          <w:rFonts w:ascii="Calibri" w:eastAsia="Calibri" w:hAnsi="Calibri" w:cs="Calibri"/>
+          <w:color w:val="222222"/>
+          <w:sz w:val="19"/>
+          <w:szCs w:val="19"/>
+        </w:rPr>
+        <w:t>Introduction to Cybersecurity — Cisco Networking Academy (2024)</w:t>
+      </w:r>
+    </w:p>
+    <w:p>
+      <w:pPr>
+        <w:pBdr>
+          <w:bottom w:val="single" w:sz="4" w:space="2" w:color="1F3864"/>
+        </w:pBdr>
+        <w:spacing w:before="160" w:after="60"/>
+      </w:pPr>
+      <w:r>
+        <w:rPr>
+          <w:rFonts w:ascii="Calibri" w:eastAsia="Calibri" w:hAnsi="Calibri" w:cs="Calibri"/>
+          <w:b/>
+          <w:bCs/>
+          <w:color w:val="1F3864"/>
+          <w:spacing w:val="6"/>
+        </w:rPr>
+        <w:t>TECHNICAL SKILLS</w:t>
+      </w:r>
+    </w:p>
+    <w:p>
+      <w:pPr>
+        <w:spacing w:after="40"/>
+      </w:pPr>
+      <w:r>
+        <w:rPr>
+          <w:rFonts w:ascii="Calibri" w:eastAsia="Calibri" w:hAnsi="Calibri" w:cs="Calibri"/>
+          <w:b/>
+          <w:bCs/>
+          <w:color w:val="222222"/>
+          <w:sz w:val="19"/>
+          <w:szCs w:val="19"/>
+        </w:rPr>
+        <w:t xml:space="preserve">Penetration Testing / VAPT: </w:t>
+      </w:r>
+      <w:r>
+        <w:rPr>
+          <w:rFonts w:ascii="Calibri" w:eastAsia="Calibri" w:hAnsi="Calibri" w:cs="Calibri"/>
+          <w:color w:val="222222"/>
+          <w:sz w:val="19"/>
+          <w:szCs w:val="19"/>
+        </w:rPr>
+        <w:t>OWASP Top 10, CWE, vulnerability assessment &amp; exploitation, manual and tool-assisted testing, CVE/CVSS scoring, report writing</w:t>
+      </w:r>
+    </w:p>
+    <w:p>
+      <w:pPr>
+        <w:spacing w:after="40"/>
+      </w:pPr>
+      <w:r>
+        <w:rPr>
+          <w:rFonts w:ascii="Calibri" w:eastAsia="Calibri" w:hAnsi="Calibri" w:cs="Calibri"/>
+          <w:b/>
+          <w:bCs/>
+          <w:color w:val="222222"/>
+          <w:sz w:val="19"/>
+          <w:szCs w:val="19"/>
+        </w:rPr>
+        <w:t xml:space="preserve">Security Testing Tools: </w:t>
+      </w:r>
+      <w:r>
+        <w:rPr>
+          <w:rFonts w:ascii="Calibri" w:eastAsia="Calibri" w:hAnsi="Calibri" w:cs="Calibri"/>
+          <w:color w:val="222222"/>
+          <w:sz w:val="19"/>
+          <w:szCs w:val="19"/>
+        </w:rPr>
+        <w:t>Burp Suite, Nmap, Metasploit Framework, SQLMap, Hydra, Gobuster, Netcat, Wireshark</w:t>
+      </w:r>
+    </w:p>
+    <w:p>
+      <w:pPr>
+        <w:spacing w:after="40"/>
+      </w:pPr>
+      <w:r>
+        <w:rPr>
+          <w:rFonts w:ascii="Calibri" w:eastAsia="Calibri" w:hAnsi="Calibri" w:cs="Calibri"/>
+          <w:b/>
+          <w:bCs/>
+          <w:color w:val="222222"/>
+          <w:sz w:val="19"/>
+          <w:szCs w:val="19"/>
+        </w:rPr>
+        <w:t xml:space="preserve">Programming / Scripting: </w:t>
+      </w:r>
+      <w:r>
+        <w:rPr>
+          <w:rFonts w:ascii="Calibri" w:eastAsia="Calibri" w:hAnsi="Calibri" w:cs="Calibri"/>
+          <w:color w:val="222222"/>
+          <w:sz w:val="19"/>
+          <w:szCs w:val="19"/>
+        </w:rPr>
+        <w:t>Python, Bash</w:t>
+      </w:r>
+    </w:p>
+    <w:p>
+      <w:pPr>
+        <w:spacing w:after="40"/>
+      </w:pPr>
+      <w:r>
+        <w:rPr>
+          <w:rFonts w:ascii="Calibri" w:eastAsia="Calibri" w:hAnsi="Calibri" w:cs="Calibri"/>
+          <w:b/>
+          <w:bCs/>
+          <w:color w:val="222222"/>
+          <w:sz w:val="19"/>
+          <w:szCs w:val="19"/>
+        </w:rPr>
+        <w:t xml:space="preserve">Networking &amp; Systems: </w:t>
+      </w:r>
+      <w:r>
+        <w:rPr>
+          <w:rFonts w:ascii="Calibri" w:eastAsia="Calibri" w:hAnsi="Calibri" w:cs="Calibri"/>
+          <w:color w:val="222222"/>
+          <w:sz w:val="19"/>
+          <w:szCs w:val="19"/>
+        </w:rPr>
+        <w:t>TCP/IP, DNS, HTTP/HTTPS, Kali Linux, Ubuntu, Windows</w:t>
+      </w:r>
+    </w:p>
+    <w:p>
+      <w:pPr>
+        <w:spacing w:after="40"/>
+      </w:pPr>
+      <w:r>
+        <w:rPr>
+          <w:rFonts w:ascii="Calibri" w:eastAsia="Calibri" w:hAnsi="Calibri" w:cs="Calibri"/>
+          <w:b/>
+          <w:bCs/>
+          <w:color w:val="222222"/>
+          <w:sz w:val="19"/>
+          <w:szCs w:val="19"/>
+        </w:rPr>
+        <w:t xml:space="preserve">Domains: </w:t>
+      </w:r>
+      <w:r>
+        <w:rPr>
+          <w:rFonts w:ascii="Calibri" w:eastAsia="Calibri" w:hAnsi="Calibri" w:cs="Calibri"/>
+          <w:color w:val="222222"/>
+          <w:sz w:val="19"/>
+          <w:szCs w:val="19"/>
+        </w:rPr>
+        <w:t>Web Application Security, Network Reconnaissance &amp; Scanning, Password Attacks &amp; Hash Cracking, Privilege Escalation, Post-Exploitation, CTF Methodology, Digital Forensics (Introductory)</w:t>
+      </w:r>
+    </w:p>
+    <w:p>
+      <w:pPr>
+        <w:pBdr>
+          <w:bottom w:val="single" w:sz="4" w:space="2" w:color="1F3864"/>
+        </w:pBdr>
+        <w:spacing w:before="160" w:after="60"/>
+      </w:pPr>
+      <w:r>
+        <w:rPr>
+          <w:rFonts w:ascii="Calibri" w:eastAsia="Calibri" w:hAnsi="Calibri" w:cs="Calibri"/>
+          <w:b/>
+          <w:bCs/>
+          <w:color w:val="1F3864"/>
+          <w:spacing w:val="6"/>
+        </w:rPr>
+        <w:t>PROJECTS</w:t>
+      </w:r>
+    </w:p>
+    <w:p>
+      <w:pPr>
+        <w:tabs>
+          <w:tab w:val="right" w:pos="10840"/>
+        </w:tabs>
+        <w:spacing w:before="100" w:after="20"/>
+      </w:pPr>
+      <w:hyperlink r:id="rId11" w:history="1">
+        <w:r>
+          <w:rPr>
+            <w:rStyle w:val="Hyperlink"/>
+            <w:rFonts w:ascii="Calibri" w:eastAsia="Calibri" w:hAnsi="Calibri" w:cs="Calibri"/>
+            <w:b/>
+            <w:bCs/>
+            <w:sz w:val="19"/>
+            <w:szCs w:val="19"/>
+          </w:rPr>
+          <w:t>File &amp; Directory Integrity Checker</w:t>
+        </w:r>
         <w:r>
           <w:rPr>
             <w:rStyle w:val="Hyperlink"/>
@@ -401,9 +446,106 @@
             <w:sz w:val="19"/>
             <w:szCs w:val="19"/>
           </w:rPr>
-          <w:t xml:space="preserve"> — </w:t>
+          <w:t xml:space="preserve"> </w:t>
         </w:r>
-        <w:proofErr w:type="spellStart"/>
+      </w:hyperlink>
+      <w:r>
+        <w:rPr>
+          <w:rFonts w:ascii="Calibri" w:eastAsia="Calibri" w:hAnsi="Calibri" w:cs="Calibri"/>
+          <w:color w:val="222222"/>
+          <w:sz w:val="19"/>
+          <w:szCs w:val="19"/>
+        </w:rPr>
+        <w:t xml:space="preserve"> —  Personal Project (Python/Bash)</w:t>
+      </w:r>
+      <w:r>
+        <w:rPr>
+          <w:rFonts w:ascii="Calibri" w:eastAsia="Calibri" w:hAnsi="Calibri" w:cs="Calibri"/>
+          <w:i/>
+          <w:iCs/>
+          <w:color w:val="222222"/>
+          <w:sz w:val="19"/>
+          <w:szCs w:val="19"/>
+        </w:rPr>
+        <w:tab/>
+        <w:t>2025</w:t>
+      </w:r>
+    </w:p>
+    <w:p>
+      <w:pPr>
+        <w:pStyle w:val="ListParagraph"/>
+        <w:numPr>
+          <w:ilvl w:val="0"/>
+          <w:numId w:val="2"/>
+        </w:numPr>
+        <w:spacing w:after="40"/>
+      </w:pPr>
+      <w:r>
+        <w:rPr>
+          <w:rFonts w:ascii="Calibri" w:eastAsia="Calibri" w:hAnsi="Calibri" w:cs="Calibri"/>
+          <w:color w:val="222222"/>
+          <w:sz w:val="19"/>
+          <w:szCs w:val="19"/>
+        </w:rPr>
+        <w:t>Built a script-based SHA-256 integrity verification tool detecting unauthorized file and directory modifications — applicable to host-based intrusion detection and secure configuration monitoring</w:t>
+      </w:r>
+    </w:p>
+    <w:p>
+      <w:pPr>
+        <w:pStyle w:val="ListParagraph"/>
+        <w:numPr>
+          <w:ilvl w:val="0"/>
+          <w:numId w:val="2"/>
+        </w:numPr>
+        <w:spacing w:after="40"/>
+      </w:pPr>
+      <w:r>
+        <w:rPr>
+          <w:rFonts w:ascii="Calibri" w:eastAsia="Calibri" w:hAnsi="Calibri" w:cs="Calibri"/>
+          <w:color w:val="222222"/>
+          <w:sz w:val="19"/>
+          <w:szCs w:val="19"/>
+        </w:rPr>
+        <w:t>Structured alert output for clear, actionable reporting of detected changes; reduced manual verification effort</w:t>
+      </w:r>
+    </w:p>
+    <w:p>
+      <w:pPr>
+        <w:pBdr>
+          <w:bottom w:val="single" w:sz="4" w:space="2" w:color="1F3864"/>
+        </w:pBdr>
+        <w:spacing w:before="160" w:after="60"/>
+      </w:pPr>
+      <w:r>
+        <w:rPr>
+          <w:rFonts w:ascii="Calibri" w:eastAsia="Calibri" w:hAnsi="Calibri" w:cs="Calibri"/>
+          <w:b/>
+          <w:bCs/>
+          <w:color w:val="1F3864"/>
+          <w:spacing w:val="6"/>
+        </w:rPr>
+        <w:t>EXPERIENCE &amp; SIMULATIONS</w:t>
+      </w:r>
+    </w:p>
+    <w:p>
+      <w:pPr>
+        <w:tabs>
+          <w:tab w:val="right" w:pos="10840"/>
+        </w:tabs>
+        <w:spacing w:before="100" w:after="20"/>
+      </w:pPr>
+      <w:hyperlink r:id="rId12" w:history="1">
+        <w:r>
+          <w:rPr>
+            <w:rStyle w:val="Hyperlink"/>
+            <w:rFonts w:ascii="Calibri" w:eastAsia="Calibri" w:hAnsi="Calibri" w:cs="Calibri"/>
+            <w:b/>
+            <w:bCs/>
+            <w:sz w:val="19"/>
+            <w:szCs w:val="19"/>
+          </w:rPr>
+          <w:t>Cybersecurity Analyst Simulation</w:t>
+        </w:r>
         <w:r>
           <w:rPr>
             <w:rStyle w:val="Hyperlink"/>
@@ -411,9 +553,92 @@
             <w:sz w:val="19"/>
             <w:szCs w:val="19"/>
           </w:rPr>
-          <w:t>eLearnSecurity</w:t>
+          <w:t xml:space="preserve"> </w:t>
         </w:r>
-        <w:proofErr w:type="spellEnd"/>
+      </w:hyperlink>
+      <w:r>
+        <w:rPr>
+          <w:rFonts w:ascii="Calibri" w:eastAsia="Calibri" w:hAnsi="Calibri" w:cs="Calibri"/>
+          <w:color w:val="222222"/>
+          <w:sz w:val="19"/>
+          <w:szCs w:val="19"/>
+        </w:rPr>
+        <w:t xml:space="preserve"> —  Mastercard (via Forage)</w:t>
+      </w:r>
+      <w:r>
+        <w:rPr>
+          <w:rFonts w:ascii="Calibri" w:eastAsia="Calibri" w:hAnsi="Calibri" w:cs="Calibri"/>
+          <w:i/>
+          <w:iCs/>
+          <w:color w:val="222222"/>
+          <w:sz w:val="19"/>
+          <w:szCs w:val="19"/>
+        </w:rPr>
+        <w:tab/>
+        <w:t>2025</w:t>
+      </w:r>
+    </w:p>
+    <w:p>
+      <w:pPr>
+        <w:pStyle w:val="ListParagraph"/>
+        <w:numPr>
+          <w:ilvl w:val="0"/>
+          <w:numId w:val="2"/>
+        </w:numPr>
+        <w:spacing w:after="40"/>
+      </w:pPr>
+      <w:r>
+        <w:rPr>
+          <w:rFonts w:ascii="Calibri" w:eastAsia="Calibri" w:hAnsi="Calibri" w:cs="Calibri"/>
+          <w:color w:val="222222"/>
+          <w:sz w:val="19"/>
+          <w:szCs w:val="19"/>
+        </w:rPr>
+        <w:t>Analyzed phishing emails to identify social-engineering attack techniques and assessed organizational security risks, proposing practical remediation controls</w:t>
+      </w:r>
+    </w:p>
+    <w:p>
+      <w:pPr>
+        <w:pStyle w:val="ListParagraph"/>
+        <w:numPr>
+          <w:ilvl w:val="0"/>
+          <w:numId w:val="2"/>
+        </w:numPr>
+        <w:spacing w:after="40"/>
+      </w:pPr>
+      <w:r>
+        <w:rPr>
+          <w:rFonts w:ascii="Calibri" w:eastAsia="Calibri" w:hAnsi="Calibri" w:cs="Calibri"/>
+          <w:color w:val="222222"/>
+          <w:sz w:val="19"/>
+          <w:szCs w:val="19"/>
+        </w:rPr>
+        <w:t>Produced a security awareness training document for non-technical employees, translating technical risk into actionable guidance</w:t>
+      </w:r>
+    </w:p>
+    <w:p>
+      <w:pPr>
+        <w:pBdr>
+          <w:bottom w:val="single" w:sz="4" w:space="2" w:color="1F3864"/>
+        </w:pBdr>
+        <w:spacing w:before="160" w:after="60"/>
+      </w:pPr>
+      <w:r>
+        <w:rPr>
+          <w:rFonts w:ascii="Calibri" w:eastAsia="Calibri" w:hAnsi="Calibri" w:cs="Calibri"/>
+          <w:b/>
+          <w:bCs/>
+          <w:color w:val="1F3864"/>
+          <w:spacing w:val="6"/>
+        </w:rPr>
+        <w:t>LAB WRITEUPS</w:t>
+      </w:r>
+    </w:p>
+    <w:p>
+      <w:pPr>
+        <w:spacing w:after="40"/>
+      </w:pPr>
+      <w:hyperlink r:id="rId13" w:history="1">
         <w:r>
           <w:rPr>
             <w:rStyle w:val="Hyperlink"/>
@@ -421,66 +646,17 @@
             <w:sz w:val="19"/>
             <w:szCs w:val="19"/>
           </w:rPr>
-          <w:t xml:space="preserve"> Junior Penetration Tester, INE (2026)</w:t>
+          <w:t>Contributor, InfoSec Write-ups (Medium)</w:t>
         </w:r>
       </w:hyperlink>
-    </w:p>
-    <w:p>
-      <w:pPr>
-        <w:pStyle w:val="ListParagraph"/>
-        <w:numPr>
-          <w:ilvl w:val="0"/>
-          <w:numId w:val="2"/>
-        </w:numPr>
-        <w:spacing w:after="40"/>
-      </w:pPr>
-      <w:r>
-        <w:rPr>
-          <w:rFonts w:ascii="Calibri" w:eastAsia="Calibri" w:hAnsi="Calibri" w:cs="Calibri"/>
-          <w:color w:val="222222"/>
-          <w:sz w:val="19"/>
-          <w:szCs w:val="19"/>
-        </w:rPr>
-        <w:t xml:space="preserve">Junior Penetration Tester, Web Fundamentals, Cyber Security 101, Pre-Security — </w:t>
-      </w:r>
-      <w:proofErr w:type="spellStart"/>
-      <w:r>
-        <w:rPr>
-          <w:rFonts w:ascii="Calibri" w:eastAsia="Calibri" w:hAnsi="Calibri" w:cs="Calibri"/>
-          <w:color w:val="222222"/>
-          <w:sz w:val="19"/>
-          <w:szCs w:val="19"/>
-        </w:rPr>
-        <w:t>TryHackMe</w:t>
-      </w:r>
-      <w:proofErr w:type="spellEnd"/>
-      <w:r>
-        <w:rPr>
-          <w:rFonts w:ascii="Calibri" w:eastAsia="Calibri" w:hAnsi="Calibri" w:cs="Calibri"/>
-          <w:color w:val="222222"/>
-          <w:sz w:val="19"/>
-          <w:szCs w:val="19"/>
-        </w:rPr>
-        <w:t xml:space="preserve"> (2024–2025)</w:t>
-      </w:r>
-    </w:p>
-    <w:p>
-      <w:pPr>
-        <w:pStyle w:val="ListParagraph"/>
-        <w:numPr>
-          <w:ilvl w:val="0"/>
-          <w:numId w:val="2"/>
-        </w:numPr>
-        <w:spacing w:after="40"/>
-      </w:pPr>
-      <w:r>
-        <w:rPr>
-          <w:rFonts w:ascii="Calibri" w:eastAsia="Calibri" w:hAnsi="Calibri" w:cs="Calibri"/>
-          <w:color w:val="222222"/>
-          <w:sz w:val="19"/>
-          <w:szCs w:val="19"/>
-        </w:rPr>
-        <w:t>Introduction to Cybersecurity — Cisco Networking Academy (2024)</w:t>
+      <w:r>
+        <w:rPr>
+          <w:rFonts w:ascii="Calibri" w:eastAsia="Calibri" w:hAnsi="Calibri" w:cs="Calibri"/>
+          <w:color w:val="222222"/>
+          <w:sz w:val="19"/>
+          <w:szCs w:val="19"/>
+        </w:rPr>
+        <w:t xml:space="preserve"> — 14 published writeups: 11 eJPT (INE) lab walkthroughs covering vulnerability assessment, host and network attacks, Metasploit, exploitation and post-exploitation, plus a 3-part Nmap and networking fundamentals series.</w:t>
       </w:r>
     </w:p>
     <w:p>
@@ -498,12 +674,15 @@
           <w:color w:val="1F3864"/>
           <w:spacing w:val="6"/>
         </w:rPr>
-        <w:t>TECHNICAL SKILLS</w:t>
-      </w:r>
-    </w:p>
-    <w:p>
-      <w:pPr>
-        <w:spacing w:after="40"/>
+        <w:t>EDUCATION</w:t>
+      </w:r>
+    </w:p>
+    <w:p>
+      <w:pPr>
+        <w:tabs>
+          <w:tab w:val="right" w:pos="10840"/>
+        </w:tabs>
+        <w:spacing w:before="100" w:after="20"/>
       </w:pPr>
       <w:r>
         <w:rPr>
@@ -514,576 +693,22 @@
           <w:sz w:val="19"/>
           <w:szCs w:val="19"/>
         </w:rPr>
-        <w:t xml:space="preserve">Penetration Testing / VAPT: </w:t>
-      </w:r>
-      <w:r>
-        <w:rPr>
-          <w:rFonts w:ascii="Calibri" w:eastAsia="Calibri" w:hAnsi="Calibri" w:cs="Calibri"/>
-          <w:color w:val="222222"/>
-          <w:sz w:val="19"/>
-          <w:szCs w:val="19"/>
-        </w:rPr>
-        <w:t>OWASP Top 10, CWE, vulnerability assessment &amp; exploitation, manual and tool-assisted testing, CVE/CVSS scoring, report writing</w:t>
-      </w:r>
-    </w:p>
-    <w:p>
-      <w:pPr>
-        <w:spacing w:after="40"/>
-      </w:pPr>
-      <w:r>
-        <w:rPr>
-          <w:rFonts w:ascii="Calibri" w:eastAsia="Calibri" w:hAnsi="Calibri" w:cs="Calibri"/>
-          <w:b/>
-          <w:bCs/>
-          <w:color w:val="222222"/>
-          <w:sz w:val="19"/>
-          <w:szCs w:val="19"/>
-        </w:rPr>
-        <w:t xml:space="preserve">Security Testing Tools: </w:t>
-      </w:r>
-      <w:r>
-        <w:rPr>
-          <w:rFonts w:ascii="Calibri" w:eastAsia="Calibri" w:hAnsi="Calibri" w:cs="Calibri"/>
-          <w:color w:val="222222"/>
-          <w:sz w:val="19"/>
-          <w:szCs w:val="19"/>
-        </w:rPr>
-        <w:t xml:space="preserve">Burp Suite, Nmap, Metasploit Framework, </w:t>
-      </w:r>
-      <w:proofErr w:type="spellStart"/>
-      <w:r>
-        <w:rPr>
-          <w:rFonts w:ascii="Calibri" w:eastAsia="Calibri" w:hAnsi="Calibri" w:cs="Calibri"/>
-          <w:color w:val="222222"/>
-          <w:sz w:val="19"/>
-          <w:szCs w:val="19"/>
-        </w:rPr>
-        <w:t>SQLMap</w:t>
-      </w:r>
-      <w:proofErr w:type="spellEnd"/>
-      <w:r>
-        <w:rPr>
-          <w:rFonts w:ascii="Calibri" w:eastAsia="Calibri" w:hAnsi="Calibri" w:cs="Calibri"/>
-          <w:color w:val="222222"/>
-          <w:sz w:val="19"/>
-          <w:szCs w:val="19"/>
-        </w:rPr>
-        <w:t xml:space="preserve">, Hydra, </w:t>
-      </w:r>
-      <w:proofErr w:type="spellStart"/>
-      <w:r>
-        <w:rPr>
-          <w:rFonts w:ascii="Calibri" w:eastAsia="Calibri" w:hAnsi="Calibri" w:cs="Calibri"/>
-          <w:color w:val="222222"/>
-          <w:sz w:val="19"/>
-          <w:szCs w:val="19"/>
-        </w:rPr>
-        <w:t>Gobuster</w:t>
-      </w:r>
-      <w:proofErr w:type="spellEnd"/>
-      <w:r>
-        <w:rPr>
-          <w:rFonts w:ascii="Calibri" w:eastAsia="Calibri" w:hAnsi="Calibri" w:cs="Calibri"/>
-          <w:color w:val="222222"/>
-          <w:sz w:val="19"/>
-          <w:szCs w:val="19"/>
-        </w:rPr>
-        <w:t xml:space="preserve">, </w:t>
-      </w:r>
-      <w:proofErr w:type="spellStart"/>
-      <w:r>
-        <w:rPr>
-          <w:rFonts w:ascii="Calibri" w:eastAsia="Calibri" w:hAnsi="Calibri" w:cs="Calibri"/>
-          <w:color w:val="222222"/>
-          <w:sz w:val="19"/>
-          <w:szCs w:val="19"/>
-        </w:rPr>
-        <w:t>Netcat</w:t>
-      </w:r>
-      <w:proofErr w:type="spellEnd"/>
-    </w:p>
-    <w:p>
-      <w:pPr>
-        <w:spacing w:after="40"/>
-      </w:pPr>
-      <w:r>
-        <w:rPr>
-          <w:rFonts w:ascii="Calibri" w:eastAsia="Calibri" w:hAnsi="Calibri" w:cs="Calibri"/>
-          <w:b/>
-          <w:bCs/>
-          <w:color w:val="222222"/>
-          <w:sz w:val="19"/>
-          <w:szCs w:val="19"/>
-        </w:rPr>
-        <w:t xml:space="preserve">Programming / Scripting: </w:t>
-      </w:r>
-      <w:r>
-        <w:rPr>
-          <w:rFonts w:ascii="Calibri" w:eastAsia="Calibri" w:hAnsi="Calibri" w:cs="Calibri"/>
-          <w:color w:val="222222"/>
-          <w:sz w:val="19"/>
-          <w:szCs w:val="19"/>
-        </w:rPr>
-        <w:t>Python, Bash</w:t>
-      </w:r>
-    </w:p>
-    <w:p>
-      <w:pPr>
-        <w:spacing w:after="40"/>
-      </w:pPr>
-      <w:r>
-        <w:rPr>
-          <w:rFonts w:ascii="Calibri" w:eastAsia="Calibri" w:hAnsi="Calibri" w:cs="Calibri"/>
-          <w:b/>
-          <w:bCs/>
-          <w:color w:val="222222"/>
-          <w:sz w:val="19"/>
-          <w:szCs w:val="19"/>
-        </w:rPr>
-        <w:t xml:space="preserve">Networking &amp; Systems: </w:t>
-      </w:r>
-      <w:r>
-        <w:rPr>
-          <w:rFonts w:ascii="Calibri" w:eastAsia="Calibri" w:hAnsi="Calibri" w:cs="Calibri"/>
-          <w:color w:val="222222"/>
-          <w:sz w:val="19"/>
-          <w:szCs w:val="19"/>
-        </w:rPr>
-        <w:t>TCP/IP, DNS, HTTP/HTTPS, Kali Linux, Ubuntu, Windows</w:t>
-      </w:r>
-    </w:p>
-    <w:p>
-      <w:pPr>
-        <w:spacing w:after="40"/>
-      </w:pPr>
-      <w:r>
-        <w:rPr>
-          <w:rFonts w:ascii="Calibri" w:eastAsia="Calibri" w:hAnsi="Calibri" w:cs="Calibri"/>
-          <w:b/>
-          <w:bCs/>
-          <w:color w:val="222222"/>
-          <w:sz w:val="19"/>
-          <w:szCs w:val="19"/>
-        </w:rPr>
-        <w:t xml:space="preserve">Domains: </w:t>
-      </w:r>
-      <w:r>
-        <w:rPr>
-          <w:rFonts w:ascii="Calibri" w:eastAsia="Calibri" w:hAnsi="Calibri" w:cs="Calibri"/>
-          <w:color w:val="222222"/>
-          <w:sz w:val="19"/>
-          <w:szCs w:val="19"/>
-        </w:rPr>
-        <w:t>Web Application Security, Network Reconnaissance &amp; Scanning, Privilege Escalation, CTF Methodology, Digital Forensics (Introductory)</w:t>
-      </w:r>
-    </w:p>
-    <w:p>
-      <w:pPr>
-        <w:spacing w:after="40"/>
-      </w:pPr>
+        <w:t>B.Sc. in Cyber &amp; Digital Science</w:t>
+      </w:r>
+      <w:r>
+        <w:rPr>
+          <w:rFonts w:ascii="Calibri" w:eastAsia="Calibri" w:hAnsi="Calibri" w:cs="Calibri"/>
+          <w:color w:val="222222"/>
+          <w:sz w:val="19"/>
+          <w:szCs w:val="19"/>
+        </w:rPr>
+        <w:t xml:space="preserve">  —  Dr. D.Y. Patil Arts, Commerce &amp; Science College, Pimpri, Pune</w:t>
+      </w:r>
       <w:r>
         <w:rPr>
           <w:rFonts w:ascii="Calibri" w:eastAsia="Calibri" w:hAnsi="Calibri" w:cs="Calibri"/>
           <w:i/>
           <w:iCs/>
-          <w:color w:val="595959"/>
-          <w:sz w:val="16"/>
-          <w:szCs w:val="16"/>
-        </w:rPr>
-        <w:t>Also familiar with: Wireshark, log analysis, SIEM concepts, intrusion detection fundamentals</w:t>
-      </w:r>
-    </w:p>
-    <w:p>
-      <w:pPr>
-        <w:pBdr>
-          <w:bottom w:val="single" w:sz="4" w:space="2" w:color="1F3864"/>
-        </w:pBdr>
-        <w:spacing w:before="160" w:after="60"/>
-      </w:pPr>
-      <w:r>
-        <w:rPr>
-          <w:rFonts w:ascii="Calibri" w:eastAsia="Calibri" w:hAnsi="Calibri" w:cs="Calibri"/>
-          <w:b/>
-          <w:bCs/>
-          <w:color w:val="1F3864"/>
-          <w:spacing w:val="6"/>
-        </w:rPr>
-        <w:t>PROJECTS</w:t>
-      </w:r>
-    </w:p>
-    <w:p>
-      <w:pPr>
-        <w:tabs>
-          <w:tab w:val="right" w:pos="9360"/>
-        </w:tabs>
-        <w:spacing w:before="100" w:after="20"/>
-      </w:pPr>
-      <w:r>
-        <w:rPr>
-          <w:rFonts w:ascii="Calibri" w:eastAsia="Calibri" w:hAnsi="Calibri" w:cs="Calibri"/>
-          <w:b/>
-          <w:bCs/>
-          <w:color w:val="222222"/>
-          <w:sz w:val="19"/>
-          <w:szCs w:val="19"/>
-        </w:rPr>
-        <w:t xml:space="preserve">File &amp; Directory Integrity </w:t>
-      </w:r>
-      <w:proofErr w:type="gramStart"/>
-      <w:r>
-        <w:rPr>
-          <w:rFonts w:ascii="Calibri" w:eastAsia="Calibri" w:hAnsi="Calibri" w:cs="Calibri"/>
-          <w:b/>
-          <w:bCs/>
-          <w:color w:val="222222"/>
-          <w:sz w:val="19"/>
-          <w:szCs w:val="19"/>
-        </w:rPr>
-        <w:t>Checker</w:t>
-      </w:r>
-      <w:r>
-        <w:rPr>
-          <w:rFonts w:ascii="Calibri" w:eastAsia="Calibri" w:hAnsi="Calibri" w:cs="Calibri"/>
-          <w:color w:val="222222"/>
-          <w:sz w:val="19"/>
-          <w:szCs w:val="19"/>
-        </w:rPr>
-        <w:t xml:space="preserve">  —</w:t>
-      </w:r>
-      <w:proofErr w:type="gramEnd"/>
-      <w:r>
-        <w:rPr>
-          <w:rFonts w:ascii="Calibri" w:eastAsia="Calibri" w:hAnsi="Calibri" w:cs="Calibri"/>
-          <w:color w:val="222222"/>
-          <w:sz w:val="19"/>
-          <w:szCs w:val="19"/>
-        </w:rPr>
-        <w:t xml:space="preserve">  Personal Project (Python/Bash)</w:t>
-      </w:r>
-      <w:r>
-        <w:rPr>
-          <w:rFonts w:ascii="Calibri" w:eastAsia="Calibri" w:hAnsi="Calibri" w:cs="Calibri"/>
-          <w:i/>
-          <w:iCs/>
-          <w:color w:val="222222"/>
-          <w:sz w:val="19"/>
-          <w:szCs w:val="19"/>
-        </w:rPr>
-        <w:tab/>
-        <w:t>2025</w:t>
-      </w:r>
-    </w:p>
-    <w:p>
-      <w:pPr>
-        <w:pStyle w:val="ListParagraph"/>
-        <w:numPr>
-          <w:ilvl w:val="0"/>
-          <w:numId w:val="2"/>
-        </w:numPr>
-        <w:spacing w:after="40"/>
-      </w:pPr>
-      <w:r>
-        <w:rPr>
-          <w:rFonts w:ascii="Calibri" w:eastAsia="Calibri" w:hAnsi="Calibri" w:cs="Calibri"/>
-          <w:color w:val="222222"/>
-          <w:sz w:val="19"/>
-          <w:szCs w:val="19"/>
-        </w:rPr>
-        <w:t>Built a script-based SHA-256 integrity verification tool detecting unauthorized file and directory modifications — applicable to host-based intrusion detection and secure configuration monitoring</w:t>
-      </w:r>
-    </w:p>
-    <w:p>
-      <w:pPr>
-        <w:pStyle w:val="ListParagraph"/>
-        <w:numPr>
-          <w:ilvl w:val="0"/>
-          <w:numId w:val="2"/>
-        </w:numPr>
-        <w:spacing w:after="40"/>
-      </w:pPr>
-      <w:r>
-        <w:rPr>
-          <w:rFonts w:ascii="Calibri" w:eastAsia="Calibri" w:hAnsi="Calibri" w:cs="Calibri"/>
-          <w:color w:val="222222"/>
-          <w:sz w:val="19"/>
-          <w:szCs w:val="19"/>
-        </w:rPr>
-        <w:t>Structured alert output for clear, actionable reporting of detected changes; reduced manual verification effort</w:t>
-      </w:r>
-      <w:r>
-        <w:rPr>
-          <w:rFonts w:ascii="Calibri" w:eastAsia="Calibri" w:hAnsi="Calibri" w:cs="Calibri"/>
-          <w:color w:val="222222"/>
-          <w:sz w:val="19"/>
-          <w:szCs w:val="19"/>
-        </w:rPr>
-        <w:t>.</w:t>
-      </w:r>
-    </w:p>
-    <w:p>
-      <w:pPr>
-        <w:pBdr>
-          <w:bottom w:val="single" w:sz="4" w:space="2" w:color="1F3864"/>
-        </w:pBdr>
-        <w:spacing w:before="160" w:after="60"/>
-      </w:pPr>
-      <w:r>
-        <w:rPr>
-          <w:rFonts w:ascii="Calibri" w:eastAsia="Calibri" w:hAnsi="Calibri" w:cs="Calibri"/>
-          <w:b/>
-          <w:bCs/>
-          <w:color w:val="1F3864"/>
-          <w:spacing w:val="6"/>
-        </w:rPr>
-        <w:t>Experience &amp; Simulations</w:t>
-      </w:r>
-    </w:p>
-    <w:p>
-      <w:pPr>
-        <w:tabs>
-          <w:tab w:val="right" w:pos="9360"/>
-        </w:tabs>
-        <w:spacing w:before="100" w:after="20"/>
-      </w:pPr>
-      <w:r>
-        <w:rPr>
-          <w:rFonts w:ascii="Calibri" w:eastAsia="Calibri" w:hAnsi="Calibri" w:cs="Calibri"/>
-          <w:b/>
-          <w:bCs/>
-          <w:color w:val="222222"/>
-          <w:sz w:val="19"/>
-          <w:szCs w:val="19"/>
-        </w:rPr>
-        <w:t xml:space="preserve">Cybersecurity Analyst </w:t>
-      </w:r>
-      <w:proofErr w:type="gramStart"/>
-      <w:r>
-        <w:rPr>
-          <w:rFonts w:ascii="Calibri" w:eastAsia="Calibri" w:hAnsi="Calibri" w:cs="Calibri"/>
-          <w:b/>
-          <w:bCs/>
-          <w:color w:val="222222"/>
-          <w:sz w:val="19"/>
-          <w:szCs w:val="19"/>
-        </w:rPr>
-        <w:t>Simulation</w:t>
-      </w:r>
-      <w:r>
-        <w:rPr>
-          <w:rFonts w:ascii="Calibri" w:eastAsia="Calibri" w:hAnsi="Calibri" w:cs="Calibri"/>
-          <w:color w:val="222222"/>
-          <w:sz w:val="19"/>
-          <w:szCs w:val="19"/>
-        </w:rPr>
-        <w:t xml:space="preserve">  —</w:t>
-      </w:r>
-      <w:proofErr w:type="gramEnd"/>
-      <w:r>
-        <w:rPr>
-          <w:rFonts w:ascii="Calibri" w:eastAsia="Calibri" w:hAnsi="Calibri" w:cs="Calibri"/>
-          <w:color w:val="222222"/>
-          <w:sz w:val="19"/>
-          <w:szCs w:val="19"/>
-        </w:rPr>
-        <w:t xml:space="preserve">  Mastercard (via Forage)</w:t>
-      </w:r>
-      <w:r>
-        <w:rPr>
-          <w:rFonts w:ascii="Calibri" w:eastAsia="Calibri" w:hAnsi="Calibri" w:cs="Calibri"/>
-          <w:i/>
-          <w:iCs/>
-          <w:color w:val="222222"/>
-          <w:sz w:val="19"/>
-          <w:szCs w:val="19"/>
-        </w:rPr>
-        <w:tab/>
-        <w:t>2025</w:t>
-      </w:r>
-    </w:p>
-    <w:p>
-      <w:pPr>
-        <w:pStyle w:val="ListParagraph"/>
-        <w:numPr>
-          <w:ilvl w:val="0"/>
-          <w:numId w:val="2"/>
-        </w:numPr>
-        <w:spacing w:after="40"/>
-      </w:pPr>
-      <w:proofErr w:type="spellStart"/>
-      <w:r>
-        <w:rPr>
-          <w:rFonts w:ascii="Calibri" w:eastAsia="Calibri" w:hAnsi="Calibri" w:cs="Calibri"/>
-          <w:color w:val="222222"/>
-          <w:sz w:val="19"/>
-          <w:szCs w:val="19"/>
-        </w:rPr>
-        <w:t>Analyzed</w:t>
-      </w:r>
-      <w:proofErr w:type="spellEnd"/>
-      <w:r>
-        <w:rPr>
-          <w:rFonts w:ascii="Calibri" w:eastAsia="Calibri" w:hAnsi="Calibri" w:cs="Calibri"/>
-          <w:color w:val="222222"/>
-          <w:sz w:val="19"/>
-          <w:szCs w:val="19"/>
-        </w:rPr>
-        <w:t xml:space="preserve"> phishing emails to identify social-engineering attack techniques and assessed organizational security risks, proposing practical remediation controls</w:t>
-      </w:r>
-    </w:p>
-    <w:p>
-      <w:pPr>
-        <w:pStyle w:val="ListParagraph"/>
-        <w:numPr>
-          <w:ilvl w:val="0"/>
-          <w:numId w:val="2"/>
-        </w:numPr>
-        <w:spacing w:after="40"/>
-      </w:pPr>
-      <w:r>
-        <w:rPr>
-          <w:rFonts w:ascii="Calibri" w:eastAsia="Calibri" w:hAnsi="Calibri" w:cs="Calibri"/>
-          <w:color w:val="222222"/>
-          <w:sz w:val="19"/>
-          <w:szCs w:val="19"/>
-        </w:rPr>
-        <w:t>Produced a security awareness training document for non-technical employees, translating technical risk into actionable guidance</w:t>
-      </w:r>
-    </w:p>
-    <w:p>
-      <w:pPr>
-        <w:pBdr>
-          <w:bottom w:val="single" w:sz="4" w:space="2" w:color="1F3864"/>
-        </w:pBdr>
-        <w:spacing w:before="160" w:after="60"/>
-      </w:pPr>
-      <w:r>
-        <w:rPr>
-          <w:rFonts w:ascii="Calibri" w:eastAsia="Calibri" w:hAnsi="Calibri" w:cs="Calibri"/>
-          <w:b/>
-          <w:bCs/>
-          <w:color w:val="1F3864"/>
-          <w:spacing w:val="6"/>
-        </w:rPr>
-        <w:t>LAB WRITEUPS</w:t>
-      </w:r>
-    </w:p>
-    <w:p>
-      <w:pPr>
-        <w:spacing w:after="40"/>
-      </w:pPr>
-      <w:hyperlink r:id="rId11" w:history="1">
-        <w:r>
-          <w:rPr>
-            <w:rStyle w:val="Hyperlink"/>
-            <w:rFonts w:ascii="Calibri" w:eastAsia="Calibri" w:hAnsi="Calibri" w:cs="Calibri"/>
-            <w:sz w:val="19"/>
-            <w:szCs w:val="19"/>
-          </w:rPr>
-          <w:t>Technical Writer, InfoSec Write-ups (Medium)</w:t>
-        </w:r>
-      </w:hyperlink>
-      <w:r>
-        <w:rPr>
-          <w:rFonts w:ascii="Calibri" w:eastAsia="Calibri" w:hAnsi="Calibri" w:cs="Calibri"/>
-          <w:color w:val="222222"/>
-          <w:sz w:val="19"/>
-          <w:szCs w:val="19"/>
-        </w:rPr>
-        <w:t xml:space="preserve"> — 14 published writeups: 11 </w:t>
-      </w:r>
-      <w:proofErr w:type="spellStart"/>
-      <w:r>
-        <w:rPr>
-          <w:rFonts w:ascii="Calibri" w:eastAsia="Calibri" w:hAnsi="Calibri" w:cs="Calibri"/>
-          <w:color w:val="222222"/>
-          <w:sz w:val="19"/>
-          <w:szCs w:val="19"/>
-        </w:rPr>
-        <w:t>eJPT</w:t>
-      </w:r>
-      <w:proofErr w:type="spellEnd"/>
-      <w:r>
-        <w:rPr>
-          <w:rFonts w:ascii="Calibri" w:eastAsia="Calibri" w:hAnsi="Calibri" w:cs="Calibri"/>
-          <w:color w:val="222222"/>
-          <w:sz w:val="19"/>
-          <w:szCs w:val="19"/>
-        </w:rPr>
-        <w:t xml:space="preserve"> (INE) lab walkthroughs covering vulnerability assessment, host and network attacks, Metasploit, exploitation and post-exploitation, plus a 3-part Nmap and networking fundamentals series. All writeups: surajapar.medium.com</w:t>
-      </w:r>
-    </w:p>
-    <w:p>
-      <w:pPr>
-        <w:pBdr>
-          <w:bottom w:val="single" w:sz="4" w:space="2" w:color="1F3864"/>
-        </w:pBdr>
-        <w:spacing w:before="160" w:after="60"/>
-      </w:pPr>
-      <w:r>
-        <w:rPr>
-          <w:rFonts w:ascii="Calibri" w:eastAsia="Calibri" w:hAnsi="Calibri" w:cs="Calibri"/>
-          <w:b/>
-          <w:bCs/>
-          <w:color w:val="1F3864"/>
-          <w:spacing w:val="6"/>
-        </w:rPr>
-        <w:t>EDUCATION</w:t>
-      </w:r>
-    </w:p>
-    <w:p>
-      <w:pPr>
-        <w:tabs>
-          <w:tab w:val="right" w:pos="9360"/>
-        </w:tabs>
-        <w:spacing w:before="100" w:after="20"/>
-      </w:pPr>
-      <w:r>
-        <w:rPr>
-          <w:rFonts w:ascii="Calibri" w:eastAsia="Calibri" w:hAnsi="Calibri" w:cs="Calibri"/>
-          <w:b/>
-          <w:bCs/>
-          <w:color w:val="222222"/>
-          <w:sz w:val="19"/>
-          <w:szCs w:val="19"/>
-        </w:rPr>
-        <w:t xml:space="preserve">B.Sc. in Cyber &amp; Digital </w:t>
-      </w:r>
-      <w:proofErr w:type="gramStart"/>
-      <w:r>
-        <w:rPr>
-          <w:rFonts w:ascii="Calibri" w:eastAsia="Calibri" w:hAnsi="Calibri" w:cs="Calibri"/>
-          <w:b/>
-          <w:bCs/>
-          <w:color w:val="222222"/>
-          <w:sz w:val="19"/>
-          <w:szCs w:val="19"/>
-        </w:rPr>
-        <w:t>Science</w:t>
-      </w:r>
-      <w:r>
-        <w:rPr>
-          <w:rFonts w:ascii="Calibri" w:eastAsia="Calibri" w:hAnsi="Calibri" w:cs="Calibri"/>
-          <w:color w:val="222222"/>
-          <w:sz w:val="19"/>
-          <w:szCs w:val="19"/>
-        </w:rPr>
-        <w:t xml:space="preserve">  —</w:t>
-      </w:r>
-      <w:proofErr w:type="gramEnd"/>
-      <w:r>
-        <w:rPr>
-          <w:rFonts w:ascii="Calibri" w:eastAsia="Calibri" w:hAnsi="Calibri" w:cs="Calibri"/>
-          <w:color w:val="222222"/>
-          <w:sz w:val="19"/>
-          <w:szCs w:val="19"/>
-        </w:rPr>
-        <w:t xml:space="preserve">  Dr. D.Y. Patil Arts, Commerce &amp; Science College, Pimpri, Pune</w:t>
-      </w:r>
-      <w:r>
-        <w:rPr>
-          <w:rFonts w:ascii="Calibri" w:eastAsia="Calibri" w:hAnsi="Calibri" w:cs="Calibri"/>
-          <w:i/>
-          <w:iCs/>
           <w:color w:val="222222"/>
           <w:sz w:val="19"/>
           <w:szCs w:val="19"/>
@@ -1100,7 +725,7 @@
           <w:sz w:val="19"/>
           <w:szCs w:val="19"/>
         </w:rPr>
-        <w:t>Affiliated to Savitribai Phule Pune University</w:t>
+        <w:t>Affiliated to Savitribai Phule Pune University  |  Average SGPA: 8.56 (Semesters 1–4)</w:t>
       </w:r>
     </w:p>
     <w:sectPr>
@@ -1750,6 +1375,7 @@
   <w:style w:type="character" w:default="1" w:styleId="DefaultParagraphFont">
     <w:name w:val="Default Paragraph Font"/>
     <w:uiPriority w:val="1"/>
+    <w:semiHidden/>
     <w:unhideWhenUsed/>
   </w:style>
   <w:style w:type="table" w:default="1" w:styleId="TableNormal">
